--- a/public/data/resume/Resume for Ryan Michael Bucinell.docx
+++ b/public/data/resume/Resume for Ryan Michael Bucinell.docx
@@ -1,6 +1,6 @@
 
 <file path=word/document.xml><?xml version="1.0" encoding="utf-8"?>
-<w:document xmlns:wpc="http://schemas.microsoft.com/office/word/2010/wordprocessingCanvas" xmlns:cx="http://schemas.microsoft.com/office/drawing/2014/chartex" xmlns:cx1="http://schemas.microsoft.com/office/drawing/2015/9/8/chartex" xmlns:cx2="http://schemas.microsoft.com/office/drawing/2015/10/21/chartex" xmlns:cx3="http://schemas.microsoft.com/office/drawing/2016/5/9/chartex" xmlns:cx4="http://schemas.microsoft.com/office/drawing/2016/5/10/chartex" xmlns:cx5="http://schemas.microsoft.com/office/drawing/2016/5/11/chartex" xmlns:cx6="http://schemas.microsoft.com/office/drawing/2016/5/12/chartex" xmlns:cx7="http://schemas.microsoft.com/office/drawing/2016/5/13/chartex" xmlns:cx8="http://schemas.microsoft.com/office/drawing/2016/5/14/chartex" xmlns:mc="http://schemas.openxmlformats.org/markup-compatibility/2006" xmlns:aink="http://schemas.microsoft.com/office/drawing/2016/ink" xmlns:am3d="http://schemas.microsoft.com/office/drawing/2017/model3d" xmlns:o="urn:schemas-microsoft-com:office:office" xmlns:oel="http://schemas.microsoft.com/office/2019/extlst" xmlns:r="http://schemas.openxmlformats.org/officeDocument/2006/relationships" xmlns:m="http://schemas.openxmlformats.org/officeDocument/2006/math" xmlns:v="urn:schemas-microsoft-com:vml" xmlns:wp14="http://schemas.microsoft.com/office/word/2010/wordprocessingDrawing" xmlns:wp="http://schemas.openxmlformats.org/drawingml/2006/wordprocessingDrawing" xmlns:w10="urn:schemas-microsoft-com:office:word" xmlns:w="http://schemas.openxmlformats.org/wordprocessingml/2006/main" xmlns:w14="http://schemas.microsoft.com/office/word/2010/wordml" xmlns:w15="http://schemas.microsoft.com/office/word/2012/wordml" xmlns:w16cex="http://schemas.microsoft.com/office/word/2018/wordml/cex" xmlns:w16cid="http://schemas.microsoft.com/office/word/2016/wordml/cid" xmlns:w16="http://schemas.microsoft.com/office/word/2018/wordml" xmlns:w16sdtdh="http://schemas.microsoft.com/office/word/2020/wordml/sdtdatahash" xmlns:w16se="http://schemas.microsoft.com/office/word/2015/wordml/symex" xmlns:wpg="http://schemas.microsoft.com/office/word/2010/wordprocessingGroup" xmlns:wpi="http://schemas.microsoft.com/office/word/2010/wordprocessingInk" xmlns:wne="http://schemas.microsoft.com/office/word/2006/wordml" xmlns:wps="http://schemas.microsoft.com/office/word/2010/wordprocessingShape" mc:Ignorable="w14 w15 w16se w16cid w16 w16cex w16sdtdh wp14">
+<w:document xmlns:wpc="http://schemas.microsoft.com/office/word/2010/wordprocessingCanvas" xmlns:cx="http://schemas.microsoft.com/office/drawing/2014/chartex" xmlns:cx1="http://schemas.microsoft.com/office/drawing/2015/9/8/chartex" xmlns:cx2="http://schemas.microsoft.com/office/drawing/2015/10/21/chartex" xmlns:cx3="http://schemas.microsoft.com/office/drawing/2016/5/9/chartex" xmlns:cx4="http://schemas.microsoft.com/office/drawing/2016/5/10/chartex" xmlns:cx5="http://schemas.microsoft.com/office/drawing/2016/5/11/chartex" xmlns:cx6="http://schemas.microsoft.com/office/drawing/2016/5/12/chartex" xmlns:cx7="http://schemas.microsoft.com/office/drawing/2016/5/13/chartex" xmlns:cx8="http://schemas.microsoft.com/office/drawing/2016/5/14/chartex" xmlns:mc="http://schemas.openxmlformats.org/markup-compatibility/2006" xmlns:aink="http://schemas.microsoft.com/office/drawing/2016/ink" xmlns:am3d="http://schemas.microsoft.com/office/drawing/2017/model3d" xmlns:o="urn:schemas-microsoft-com:office:office" xmlns:oel="http://schemas.microsoft.com/office/2019/extlst" xmlns:r="http://schemas.openxmlformats.org/officeDocument/2006/relationships" xmlns:m="http://schemas.openxmlformats.org/officeDocument/2006/math" xmlns:v="urn:schemas-microsoft-com:vml" xmlns:wp14="http://schemas.microsoft.com/office/word/2010/wordprocessingDrawing" xmlns:wp="http://schemas.openxmlformats.org/drawingml/2006/wordprocessingDrawing" xmlns:w10="urn:schemas-microsoft-com:office:word" xmlns:w="http://schemas.openxmlformats.org/wordprocessingml/2006/main" xmlns:w14="http://schemas.microsoft.com/office/word/2010/wordml" xmlns:w15="http://schemas.microsoft.com/office/word/2012/wordml" xmlns:w16cei="http://schemas.microsoft.com/office/word/2026/wordml/cei" xmlns:w16cex="http://schemas.microsoft.com/office/word/2018/wordml/cex" xmlns:w16cid="http://schemas.microsoft.com/office/word/2016/wordml/cid" xmlns:w16="http://schemas.microsoft.com/office/word/2018/wordml" xmlns:w16du="http://schemas.microsoft.com/office/word/2023/wordml/word16du" xmlns:w16sdtdh="http://schemas.microsoft.com/office/word/2020/wordml/sdtdatahash" xmlns:w16sdtfl="http://schemas.microsoft.com/office/word/2024/wordml/sdtformatlock" xmlns:w16se="http://schemas.microsoft.com/office/word/2015/wordml/symex" xmlns:wpg="http://schemas.microsoft.com/office/word/2010/wordprocessingGroup" xmlns:wpi="http://schemas.microsoft.com/office/word/2010/wordprocessingInk" xmlns:wne="http://schemas.microsoft.com/office/word/2006/wordml" xmlns:wps="http://schemas.microsoft.com/office/word/2010/wordprocessingShape" mc:Ignorable="w14 w15 w16se w16cid w16 w16cex w16sdtdh w16sdtfl w16du wp14">
   <w:body>
     <w:tbl>
       <w:tblPr>
@@ -206,7 +206,7 @@
                 <w:szCs w:val="14"/>
               </w:rPr>
               <w:drawing>
-                <wp:inline distT="0" distB="0" distL="0" distR="0" wp14:anchorId="35D979D3" wp14:editId="68631D2E">
+                <wp:inline distT="0" distB="0" distL="0" distR="0" wp14:anchorId="48758E42" wp14:editId="60DF5E3B">
                   <wp:extent cx="101556" cy="94303"/>
                   <wp:effectExtent l="0" t="0" r="0" b="1270"/>
                   <wp:docPr id="14458111" name="Picture 2"/>
@@ -260,17 +260,8 @@
                   <w:sz w:val="16"/>
                   <w:szCs w:val="14"/>
                 </w:rPr>
-                <w:t>linkedin.com/in/</w:t>
+                <w:t>linkedin.com/in/ryanbucinell</w:t>
               </w:r>
-              <w:proofErr w:type="spellStart"/>
-              <w:r>
-                <w:rPr>
-                  <w:sz w:val="16"/>
-                  <w:szCs w:val="14"/>
-                </w:rPr>
-                <w:t>ryanbucinell</w:t>
-              </w:r>
-              <w:proofErr w:type="spellEnd"/>
             </w:hyperlink>
             <w:r>
               <w:rPr>
@@ -293,7 +284,7 @@
                 <w:szCs w:val="14"/>
               </w:rPr>
               <w:drawing>
-                <wp:inline distT="0" distB="0" distL="0" distR="0" wp14:anchorId="444E6545" wp14:editId="6F03CB1E">
+                <wp:inline distT="0" distB="0" distL="0" distR="0" wp14:anchorId="742ED89E" wp14:editId="443927C6">
                   <wp:extent cx="95217" cy="95217"/>
                   <wp:effectExtent l="0" t="0" r="635" b="635"/>
                   <wp:docPr id="415167554" name="Picture 4"/>
@@ -347,17 +338,8 @@
                   <w:sz w:val="16"/>
                   <w:szCs w:val="14"/>
                 </w:rPr>
-                <w:t>github.com/</w:t>
+                <w:t>github.com/rbucinell</w:t>
               </w:r>
-              <w:proofErr w:type="spellStart"/>
-              <w:r>
-                <w:rPr>
-                  <w:sz w:val="16"/>
-                  <w:szCs w:val="14"/>
-                </w:rPr>
-                <w:t>rbucinell</w:t>
-              </w:r>
-              <w:proofErr w:type="spellEnd"/>
             </w:hyperlink>
           </w:p>
         </w:tc>
@@ -380,31 +362,12 @@
           <w:sz w:val="22"/>
         </w:rPr>
       </w:pPr>
-      <w:sdt>
-        <w:sdtPr>
-          <w:rPr>
-            <w:sz w:val="22"/>
-          </w:rPr>
-          <w:alias w:val="Experience:"/>
-          <w:tag w:val="Experience:"/>
-          <w:id w:val="-1983300934"/>
-          <w:placeholder>
-            <w:docPart w:val="BC4526E3FA454C47B0015F4C90E2CC3C"/>
-          </w:placeholder>
-          <w:temporary/>
-          <w:showingPlcHdr/>
-          <w15:appearance w15:val="hidden"/>
-        </w:sdtPr>
-        <w:sdtContent>
-          <w:r>
-            <w:rPr>
-              <w:sz w:val="20"/>
-              <w:szCs w:val="28"/>
-            </w:rPr>
-            <w:t>Experience</w:t>
-          </w:r>
-        </w:sdtContent>
-      </w:sdt>
+      <w:r>
+        <w:rPr>
+          <w:sz w:val="22"/>
+        </w:rPr>
+        <w:t>experience</w:t>
+      </w:r>
     </w:p>
     <w:tbl>
       <w:tblPr>
@@ -415,7 +378,7 @@
           <w:left w:val="dotted" w:sz="18" w:space="0" w:color="BFBFBF" w:themeColor="background1" w:themeShade="BF"/>
         </w:tblBorders>
         <w:tblCellMar>
-          <w:left w:w="576" w:type="dxa"/>
+          <w:left w:w="360" w:type="dxa"/>
           <w:right w:w="0" w:type="dxa"/>
         </w:tblCellMar>
         <w:tblLook w:val="04A0" w:firstRow="1" w:lastRow="0" w:firstColumn="1" w:lastColumn="0" w:noHBand="0" w:noVBand="1"/>
@@ -427,21 +390,73 @@
       <w:tr>
         <w:tc>
           <w:tcPr>
-            <w:tcW w:w="9290" w:type="dxa"/>
+            <w:tcW w:w="10723" w:type="dxa"/>
           </w:tcPr>
           <w:p>
             <w:pPr>
               <w:pStyle w:val="Heading3"/>
               <w:contextualSpacing w:val="0"/>
               <w:rPr>
-                <w:sz w:val="18"/>
+                <w:rStyle w:val="SubtleReference"/>
+                <w:b/>
+                <w:smallCaps w:val="0"/>
               </w:rPr>
             </w:pPr>
             <w:r>
               <w:rPr>
+                <w:color w:val="1D824C" w:themeColor="accent1"/>
+                <w:szCs w:val="22"/>
+              </w:rPr>
+              <w:t>Sr. Programmer Analyst</w:t>
+            </w:r>
+            <w:r>
+              <w:rPr>
+                <w:color w:val="1D824C" w:themeColor="accent1"/>
+                <w:szCs w:val="22"/>
+              </w:rPr>
+              <w:t>,</w:t>
+            </w:r>
+            <w:r>
+              <w:rPr>
+                <w:szCs w:val="22"/>
+              </w:rPr>
+              <w:t xml:space="preserve"> </w:t>
+            </w:r>
+            <w:r>
+              <w:rPr>
+                <w:rStyle w:val="SubtleReference"/>
+                <w:szCs w:val="22"/>
+              </w:rPr>
+              <w:t>Coopervision</w:t>
+            </w:r>
+            <w:r>
+              <w:rPr>
+                <w:rStyle w:val="SubtleReference"/>
+                <w:szCs w:val="22"/>
+              </w:rPr>
+              <w:t xml:space="preserve"> </w:t>
+            </w:r>
+            <w:r>
+              <w:rPr>
+                <w:rStyle w:val="SubtleReference"/>
+                <w:sz w:val="20"/>
+                <w:szCs w:val="20"/>
+              </w:rPr>
+              <w:t xml:space="preserve">| global distribution </w:t>
+            </w:r>
+            <w:r>
+              <w:rPr>
+                <w:rStyle w:val="SubtleReference"/>
+                <w:sz w:val="20"/>
+                <w:szCs w:val="20"/>
+              </w:rPr>
+              <w:t xml:space="preserve">                                                                 </w:t>
+            </w:r>
+            <w:r>
+              <w:rPr>
                 <w:sz w:val="18"/>
               </w:rPr>
-              <w:t>Oct</w:t>
+              <w:t>NOV</w:t>
             </w:r>
             <w:r>
               <w:rPr>
@@ -453,61 +468,7 @@
               <w:rPr>
                 <w:sz w:val="18"/>
               </w:rPr>
-              <w:t xml:space="preserve">’22- </w:t>
-            </w:r>
-            <w:r>
-              <w:rPr>
-                <w:sz w:val="18"/>
-              </w:rPr>
-              <w:t>Sept’23</w:t>
-            </w:r>
-          </w:p>
-          <w:p>
-            <w:pPr>
-              <w:pStyle w:val="Heading2"/>
-              <w:contextualSpacing w:val="0"/>
-              <w:rPr>
-                <w:rStyle w:val="SubtleReference"/>
-                <w:sz w:val="24"/>
-              </w:rPr>
-            </w:pPr>
-            <w:r>
-              <w:rPr>
-                <w:sz w:val="22"/>
-              </w:rPr>
-              <w:t xml:space="preserve">Senior </w:t>
-            </w:r>
-            <w:r>
-              <w:rPr>
-                <w:sz w:val="22"/>
-              </w:rPr>
-              <w:t>softwa</w:t>
-            </w:r>
-            <w:r>
-              <w:rPr>
-                <w:sz w:val="22"/>
-              </w:rPr>
-              <w:t>re Engineer</w:t>
-            </w:r>
-            <w:r>
-              <w:rPr>
-                <w:sz w:val="22"/>
-              </w:rPr>
-              <w:t xml:space="preserve">, </w:t>
-            </w:r>
-            <w:r>
-              <w:rPr>
-                <w:rStyle w:val="SubtleReference"/>
-                <w:sz w:val="24"/>
-              </w:rPr>
-              <w:t>Draft Kings</w:t>
-            </w:r>
-            <w:r>
-              <w:rPr>
-                <w:rStyle w:val="SubtleReference"/>
-                <w:sz w:val="24"/>
-              </w:rPr>
-              <w:t xml:space="preserve"> | Casino Platform</w:t>
+              <w:t>’23- JUL’26</w:t>
             </w:r>
           </w:p>
           <w:p>
@@ -517,6 +478,7 @@
                 <w:ilvl w:val="0"/>
                 <w:numId w:val="15"/>
               </w:numPr>
+              <w:ind w:left="360" w:hanging="360"/>
               <w:contextualSpacing w:val="0"/>
               <w:rPr>
                 <w:sz w:val="18"/>
@@ -530,7 +492,7 @@
                 <w:sz w:val="18"/>
                 <w:szCs w:val="22"/>
               </w:rPr>
-              <w:t xml:space="preserve">Designed and developed RESTful microservices utilizing C# .NET </w:t>
+              <w:t>Developed global distribution and packaging management software</w:t>
             </w:r>
             <w:r>
               <w:rPr>
@@ -540,7 +502,135 @@
                 <w:sz w:val="18"/>
                 <w:szCs w:val="22"/>
               </w:rPr>
-              <w:t>C</w:t>
+              <w:t xml:space="preserve">. Designing and writing ASP.NET Restful </w:t>
+            </w:r>
+            <w:proofErr w:type="gramStart"/>
+            <w:r>
+              <w:rPr>
+                <w:rFonts w:eastAsiaTheme="minorHAnsi" w:cstheme="minorBidi"/>
+                <w:b w:val="0"/>
+                <w:caps w:val="0"/>
+                <w:sz w:val="18"/>
+                <w:szCs w:val="22"/>
+              </w:rPr>
+              <w:t>API’s</w:t>
+            </w:r>
+            <w:proofErr w:type="gramEnd"/>
+            <w:r>
+              <w:rPr>
+                <w:rFonts w:eastAsiaTheme="minorHAnsi" w:cstheme="minorBidi"/>
+                <w:b w:val="0"/>
+                <w:caps w:val="0"/>
+                <w:sz w:val="18"/>
+                <w:szCs w:val="22"/>
+              </w:rPr>
+              <w:t xml:space="preserve"> sourced with an Oracle database, and an Angular Front-End Framework. </w:t>
+            </w:r>
+          </w:p>
+          <w:p>
+            <w:pPr>
+              <w:pStyle w:val="Heading3"/>
+              <w:numPr>
+                <w:ilvl w:val="0"/>
+                <w:numId w:val="15"/>
+              </w:numPr>
+              <w:ind w:left="360" w:hanging="360"/>
+              <w:contextualSpacing w:val="0"/>
+              <w:rPr>
+                <w:sz w:val="18"/>
+              </w:rPr>
+            </w:pPr>
+            <w:r>
+              <w:rPr>
+                <w:b w:val="0"/>
+                <w:caps w:val="0"/>
+                <w:sz w:val="18"/>
+              </w:rPr>
+              <w:t xml:space="preserve">Designed and developed an internal testing suite integrated with ConnectShip leveraging Astro, HTMX, and </w:t>
+            </w:r>
+            <w:r>
+              <w:rPr>
+                <w:b w:val="0"/>
+                <w:caps w:val="0"/>
+                <w:sz w:val="18"/>
+              </w:rPr>
+              <w:t>NodeJS</w:t>
+            </w:r>
+            <w:r>
+              <w:rPr>
+                <w:b w:val="0"/>
+                <w:caps w:val="0"/>
+                <w:sz w:val="18"/>
+              </w:rPr>
+              <w:t xml:space="preserve"> tech stack.</w:t>
+            </w:r>
+          </w:p>
+          <w:p>
+            <w:pPr>
+              <w:pStyle w:val="Heading3"/>
+              <w:numPr>
+                <w:ilvl w:val="0"/>
+                <w:numId w:val="15"/>
+              </w:numPr>
+              <w:ind w:left="360" w:hanging="360"/>
+              <w:contextualSpacing w:val="0"/>
+              <w:rPr>
+                <w:sz w:val="18"/>
+              </w:rPr>
+            </w:pPr>
+            <w:r>
+              <w:rPr>
+                <w:b w:val="0"/>
+                <w:caps w:val="0"/>
+                <w:sz w:val="18"/>
+              </w:rPr>
+              <w:t xml:space="preserve">Built automation tooling </w:t>
+            </w:r>
+            <w:r>
+              <w:rPr>
+                <w:b w:val="0"/>
+                <w:caps w:val="0"/>
+                <w:sz w:val="18"/>
+              </w:rPr>
+              <w:t xml:space="preserve">with PowerShell </w:t>
+            </w:r>
+            <w:r>
+              <w:rPr>
+                <w:b w:val="0"/>
+                <w:caps w:val="0"/>
+                <w:sz w:val="18"/>
+              </w:rPr>
+              <w:t xml:space="preserve">and standardized </w:t>
+            </w:r>
+            <w:r>
+              <w:rPr>
+                <w:b w:val="0"/>
+                <w:caps w:val="0"/>
+                <w:sz w:val="18"/>
+              </w:rPr>
+              <w:t>SDLC process around CI/CD pipeline utilizing git best practices and Atlassian Bamboo deployment software.</w:t>
+            </w:r>
+          </w:p>
+          <w:p>
+            <w:pPr>
+              <w:pStyle w:val="Heading3"/>
+              <w:numPr>
+                <w:ilvl w:val="0"/>
+                <w:numId w:val="15"/>
+              </w:numPr>
+              <w:ind w:left="360" w:hanging="360"/>
+              <w:contextualSpacing w:val="0"/>
+              <w:rPr>
+                <w:sz w:val="18"/>
+              </w:rPr>
+            </w:pPr>
+            <w:r>
+              <w:rPr>
+                <w:b w:val="0"/>
+                <w:caps w:val="0"/>
+                <w:sz w:val="18"/>
+              </w:rPr>
+              <w:t>Guided and trained new developers on software best practices, concepts, performance optimizations, and new tools.</w:t>
             </w:r>
             <w:r>
               <w:rPr>
@@ -550,8 +640,116 @@
                 <w:sz w:val="18"/>
                 <w:szCs w:val="22"/>
               </w:rPr>
-              <w:t xml:space="preserve">ore </w:t>
+              <w:t xml:space="preserve"> </w:t>
             </w:r>
+          </w:p>
+        </w:tc>
+      </w:tr>
+      <w:tr>
+        <w:tc>
+          <w:tcPr>
+            <w:tcW w:w="10723" w:type="dxa"/>
+          </w:tcPr>
+          <w:p>
+            <w:pPr>
+              <w:pStyle w:val="Heading3"/>
+              <w:contextualSpacing w:val="0"/>
+              <w:rPr>
+                <w:sz w:val="18"/>
+              </w:rPr>
+            </w:pPr>
+          </w:p>
+          <w:p>
+            <w:pPr>
+              <w:pStyle w:val="Heading3"/>
+              <w:contextualSpacing w:val="0"/>
+              <w:rPr>
+                <w:rStyle w:val="SubtleReference"/>
+                <w:b/>
+                <w:smallCaps w:val="0"/>
+                <w:color w:val="1D824C" w:themeColor="accent1"/>
+                <w:sz w:val="18"/>
+              </w:rPr>
+            </w:pPr>
+            <w:r>
+              <w:rPr>
+                <w:color w:val="1D824C" w:themeColor="accent1"/>
+                <w:szCs w:val="22"/>
+              </w:rPr>
+              <w:t>Senior software Engineer</w:t>
+            </w:r>
+            <w:r>
+              <w:rPr>
+                <w:szCs w:val="22"/>
+              </w:rPr>
+              <w:t xml:space="preserve">, </w:t>
+            </w:r>
+            <w:r>
+              <w:rPr>
+                <w:rStyle w:val="SubtleReference"/>
+                <w:szCs w:val="22"/>
+              </w:rPr>
+              <w:t>Draft Kings</w:t>
+            </w:r>
+            <w:r>
+              <w:rPr>
+                <w:rStyle w:val="SubtleReference"/>
+                <w:sz w:val="24"/>
+              </w:rPr>
+              <w:t xml:space="preserve"> </w:t>
+            </w:r>
+            <w:r>
+              <w:rPr>
+                <w:rStyle w:val="SubtleReference"/>
+                <w:sz w:val="20"/>
+                <w:szCs w:val="20"/>
+              </w:rPr>
+              <w:t>| Casinio platform</w:t>
+            </w:r>
+            <w:r>
+              <w:rPr>
+                <w:sz w:val="18"/>
+              </w:rPr>
+              <w:t xml:space="preserve">                                                                             Oct</w:t>
+            </w:r>
+            <w:r>
+              <w:rPr>
+                <w:sz w:val="18"/>
+              </w:rPr>
+              <w:t xml:space="preserve"> </w:t>
+            </w:r>
+            <w:r>
+              <w:rPr>
+                <w:sz w:val="18"/>
+              </w:rPr>
+              <w:t xml:space="preserve">’22 </w:t>
+            </w:r>
+            <w:r>
+              <w:rPr>
+                <w:sz w:val="18"/>
+              </w:rPr>
+              <w:t>–</w:t>
+            </w:r>
+            <w:r>
+              <w:rPr>
+                <w:sz w:val="18"/>
+              </w:rPr>
+              <w:t xml:space="preserve"> Sept’23</w:t>
+            </w:r>
+          </w:p>
+          <w:p>
+            <w:pPr>
+              <w:pStyle w:val="Heading3"/>
+              <w:numPr>
+                <w:ilvl w:val="0"/>
+                <w:numId w:val="15"/>
+              </w:numPr>
+              <w:ind w:left="360" w:hanging="360"/>
+              <w:contextualSpacing w:val="0"/>
+              <w:rPr>
+                <w:sz w:val="18"/>
+              </w:rPr>
+            </w:pPr>
             <w:r>
               <w:rPr>
                 <w:rFonts w:eastAsiaTheme="minorHAnsi" w:cstheme="minorBidi"/>
@@ -560,17 +758,7 @@
                 <w:sz w:val="18"/>
                 <w:szCs w:val="22"/>
               </w:rPr>
-              <w:t xml:space="preserve">6.0 </w:t>
-            </w:r>
-            <w:r>
-              <w:rPr>
-                <w:rFonts w:eastAsiaTheme="minorHAnsi" w:cstheme="minorBidi"/>
-                <w:b w:val="0"/>
-                <w:caps w:val="0"/>
-                <w:sz w:val="18"/>
-                <w:szCs w:val="22"/>
-              </w:rPr>
-              <w:t>and MySQL databases</w:t>
+              <w:t>Designed and developed RESTful microservices utilizing C# .NET core and MySQL databases</w:t>
             </w:r>
             <w:r>
               <w:rPr>
@@ -590,6 +778,7 @@
                 <w:ilvl w:val="0"/>
                 <w:numId w:val="15"/>
               </w:numPr>
+              <w:ind w:left="360" w:hanging="360"/>
               <w:contextualSpacing w:val="0"/>
               <w:rPr>
                 <w:sz w:val="18"/>
@@ -613,6 +802,7 @@
                 <w:ilvl w:val="0"/>
                 <w:numId w:val="15"/>
               </w:numPr>
+              <w:ind w:left="360" w:hanging="360"/>
               <w:rPr>
                 <w:rFonts w:eastAsiaTheme="minorHAnsi" w:cstheme="minorBidi"/>
                 <w:b w:val="0"/>
@@ -639,12 +829,10 @@
                 <w:ilvl w:val="0"/>
                 <w:numId w:val="15"/>
               </w:numPr>
+              <w:ind w:left="360" w:hanging="360"/>
               <w:rPr>
-                <w:rFonts w:eastAsiaTheme="minorHAnsi" w:cstheme="minorBidi"/>
                 <w:b w:val="0"/>
-                <w:caps w:val="0"/>
                 <w:sz w:val="18"/>
-                <w:szCs w:val="22"/>
               </w:rPr>
             </w:pPr>
             <w:r>
@@ -665,6 +853,7 @@
                 <w:ilvl w:val="0"/>
                 <w:numId w:val="15"/>
               </w:numPr>
+              <w:ind w:left="360" w:hanging="360"/>
               <w:rPr>
                 <w:sz w:val="18"/>
               </w:rPr>
@@ -677,9 +866,16 @@
                 <w:sz w:val="18"/>
                 <w:szCs w:val="22"/>
               </w:rPr>
-              <w:t xml:space="preserve">Architected automated solutions for reconfiguration of deployments across environments and gathering compliance </w:t>
+              <w:t>Architected automated solutions for reconfiguration of deployments across environments and gathering compliance</w:t>
             </w:r>
           </w:p>
+        </w:tc>
+      </w:tr>
+      <w:tr>
+        <w:tc>
+          <w:tcPr>
+            <w:tcW w:w="10723" w:type="dxa"/>
+          </w:tcPr>
           <w:p>
             <w:pPr>
               <w:pStyle w:val="Heading3"/>
@@ -699,6 +895,38 @@
             </w:pPr>
             <w:r>
               <w:rPr>
+                <w:color w:val="1D824C" w:themeColor="accent1"/>
+                <w:szCs w:val="22"/>
+              </w:rPr>
+              <w:t>software DEVELOPER,</w:t>
+            </w:r>
+            <w:r>
+              <w:rPr>
+                <w:szCs w:val="22"/>
+              </w:rPr>
+              <w:t xml:space="preserve"> </w:t>
+            </w:r>
+            <w:r>
+              <w:rPr>
+                <w:rStyle w:val="SubtleReference"/>
+                <w:szCs w:val="22"/>
+              </w:rPr>
+              <w:t>Day Automation</w:t>
+            </w:r>
+            <w:r>
+              <w:rPr>
+                <w:sz w:val="18"/>
+              </w:rPr>
+              <w:t xml:space="preserve"> </w:t>
+            </w:r>
+            <w:r>
+              <w:rPr>
+                <w:sz w:val="18"/>
+              </w:rPr>
+              <w:t xml:space="preserve">                                                                                                                          </w:t>
+            </w:r>
+            <w:r>
+              <w:rPr>
                 <w:sz w:val="18"/>
               </w:rPr>
               <w:t xml:space="preserve">nov </w:t>
@@ -707,72 +935,91 @@
               <w:rPr>
                 <w:sz w:val="18"/>
               </w:rPr>
-              <w:t>’21- Aug’22</w:t>
+              <w:t xml:space="preserve">’21 </w:t>
+            </w:r>
+            <w:r>
+              <w:rPr>
+                <w:sz w:val="18"/>
+              </w:rPr>
+              <w:t>–</w:t>
+            </w:r>
+            <w:r>
+              <w:rPr>
+                <w:sz w:val="18"/>
+              </w:rPr>
+              <w:t xml:space="preserve"> Aug’22</w:t>
             </w:r>
           </w:p>
           <w:p>
             <w:pPr>
-              <w:pStyle w:val="Heading2"/>
-              <w:contextualSpacing w:val="0"/>
-              <w:rPr>
-                <w:rStyle w:val="SubtleReference"/>
-                <w:sz w:val="24"/>
-              </w:rPr>
-            </w:pPr>
-            <w:r>
-              <w:rPr>
-                <w:sz w:val="22"/>
-              </w:rPr>
-              <w:t xml:space="preserve">software DEVELOPER, </w:t>
-            </w:r>
-            <w:r>
-              <w:rPr>
-                <w:rStyle w:val="SubtleReference"/>
-                <w:sz w:val="24"/>
-              </w:rPr>
-              <w:t>Day Automation</w:t>
-            </w:r>
-          </w:p>
-          <w:p>
-            <w:pPr>
-              <w:pStyle w:val="ListParagraph"/>
+              <w:pStyle w:val="Heading3"/>
               <w:numPr>
                 <w:ilvl w:val="0"/>
                 <w:numId w:val="15"/>
               </w:numPr>
+              <w:ind w:left="360" w:hanging="360"/>
+              <w:contextualSpacing w:val="0"/>
               <w:rPr>
                 <w:sz w:val="18"/>
               </w:rPr>
             </w:pPr>
             <w:r>
               <w:rPr>
+                <w:rFonts w:eastAsiaTheme="minorHAnsi" w:cstheme="minorBidi"/>
+                <w:b w:val="0"/>
+                <w:caps w:val="0"/>
                 <w:sz w:val="18"/>
+                <w:szCs w:val="22"/>
               </w:rPr>
-              <w:t xml:space="preserve">Full-stack development of internal site with ruby-on-rails backend and pure </w:t>
+              <w:t>Full-stack development of internal site with ruby-on-rails backend and pure JavaScript front-end utilizing REST calls.</w:t>
             </w:r>
-            <w:r>
+          </w:p>
+          <w:p>
+            <w:pPr>
+              <w:pStyle w:val="Heading3"/>
+              <w:numPr>
+                <w:ilvl w:val="0"/>
+                <w:numId w:val="15"/>
+              </w:numPr>
+              <w:ind w:left="360" w:hanging="360"/>
+              <w:contextualSpacing w:val="0"/>
               <w:rPr>
                 <w:sz w:val="18"/>
               </w:rPr>
-              <w:t>JavaScript</w:t>
+            </w:pPr>
+            <w:r>
+              <w:rPr>
+                <w:rFonts w:eastAsiaTheme="minorHAnsi" w:cstheme="minorBidi"/>
+                <w:b w:val="0"/>
+                <w:caps w:val="0"/>
+                <w:sz w:val="18"/>
+                <w:szCs w:val="22"/>
+              </w:rPr>
+              <w:t>Maintained and developed AutoCAD extension, implementing authentication and PDF generation</w:t>
             </w:r>
-            <w:r>
+          </w:p>
+          <w:p>
+            <w:pPr>
+              <w:pStyle w:val="Heading3"/>
+              <w:numPr>
+                <w:ilvl w:val="0"/>
+                <w:numId w:val="15"/>
+              </w:numPr>
+              <w:ind w:left="360" w:hanging="360"/>
+              <w:contextualSpacing w:val="0"/>
               <w:rPr>
                 <w:sz w:val="18"/>
               </w:rPr>
-              <w:t xml:space="preserve"> front-end utilizing </w:t>
-            </w:r>
+            </w:pPr>
             <w:r>
               <w:rPr>
+                <w:rFonts w:eastAsiaTheme="minorHAnsi" w:cstheme="minorBidi"/>
+                <w:b w:val="0"/>
+                <w:caps w:val="0"/>
                 <w:sz w:val="18"/>
+                <w:szCs w:val="22"/>
               </w:rPr>
-              <w:t>REST</w:t>
-            </w:r>
-            <w:r>
-              <w:rPr>
-                <w:sz w:val="18"/>
-              </w:rPr>
-              <w:t xml:space="preserve"> calls.</w:t>
+              <w:t>Automated ticket tracking</w:t>
             </w:r>
             <w:r>
               <w:rPr>
@@ -780,43 +1027,29 @@
               </w:rPr>
               <w:t xml:space="preserve"> </w:t>
             </w:r>
-          </w:p>
-          <w:p>
-            <w:pPr>
-              <w:pStyle w:val="ListParagraph"/>
-              <w:numPr>
-                <w:ilvl w:val="0"/>
-                <w:numId w:val="15"/>
-              </w:numPr>
-            </w:pPr>
             <w:r>
               <w:rPr>
+                <w:rFonts w:eastAsiaTheme="minorHAnsi" w:cstheme="minorBidi"/>
+                <w:b w:val="0"/>
+                <w:caps w:val="0"/>
                 <w:sz w:val="18"/>
+                <w:szCs w:val="22"/>
               </w:rPr>
-              <w:t xml:space="preserve">Maintained </w:t>
-            </w:r>
-            <w:r>
-              <w:rPr>
-                <w:sz w:val="18"/>
-              </w:rPr>
-              <w:t>and developed AutoCAD extension, implementing authentication and PDF generation</w:t>
+              <w:t>system integrating Redmine and Trello services.</w:t>
             </w:r>
           </w:p>
-          <w:p>
-            <w:pPr>
-              <w:pStyle w:val="ListParagraph"/>
-              <w:numPr>
-                <w:ilvl w:val="0"/>
-                <w:numId w:val="15"/>
-              </w:numPr>
-            </w:pPr>
-            <w:r>
-              <w:rPr>
-                <w:sz w:val="18"/>
-              </w:rPr>
-              <w:t>Automated ticket tracking system integrating Redmine and Trello services.</w:t>
-            </w:r>
-          </w:p>
+        </w:tc>
+      </w:tr>
+      <w:tr>
+        <w:trPr>
+          <w:cantSplit/>
+          <w:trHeight w:val="1134"/>
+        </w:trPr>
+        <w:tc>
+          <w:tcPr>
+            <w:tcW w:w="10723" w:type="dxa"/>
+            <w:vAlign w:val="center"/>
+          </w:tcPr>
           <w:p>
             <w:pPr>
               <w:pStyle w:val="Heading3"/>
@@ -836,9 +1069,61 @@
             </w:pPr>
             <w:r>
               <w:rPr>
+                <w:color w:val="1D824C" w:themeColor="accent1"/>
+              </w:rPr>
+              <w:t xml:space="preserve">CoNTRACTOR / </w:t>
+            </w:r>
+            <w:r>
+              <w:rPr>
+                <w:color w:val="1D824C" w:themeColor="accent1"/>
+              </w:rPr>
+              <w:t>DEVELOPER II,</w:t>
+            </w:r>
+            <w:r>
+              <w:t xml:space="preserve"> </w:t>
+            </w:r>
+            <w:r>
+              <w:rPr>
+                <w:rStyle w:val="SubtleReference"/>
+              </w:rPr>
+              <w:t xml:space="preserve">Paychex </w:t>
+            </w:r>
+            <w:r>
+              <w:rPr>
+                <w:rStyle w:val="SubtleReference"/>
+                <w:sz w:val="20"/>
+                <w:szCs w:val="22"/>
+              </w:rPr>
+              <w:t>| Unified Communications</w:t>
+            </w:r>
+            <w:r>
+              <w:rPr>
+                <w:rStyle w:val="SubtleReference"/>
+                <w:sz w:val="20"/>
+                <w:szCs w:val="22"/>
+              </w:rPr>
+              <w:t xml:space="preserve">  </w:t>
+            </w:r>
+            <w:r>
+              <w:rPr>
+                <w:rStyle w:val="SubtleReference"/>
+                <w:sz w:val="20"/>
+              </w:rPr>
+              <w:t xml:space="preserve">                            </w:t>
+            </w:r>
+            <w:r>
+              <w:rPr>
                 <w:sz w:val="18"/>
               </w:rPr>
-              <w:t>nov ‘16 –</w:t>
+              <w:t xml:space="preserve">nov ‘16 – jun ’19 </w:t>
+            </w:r>
+            <w:r>
+              <w:rPr>
+                <w:b w:val="0"/>
+                <w:bCs/>
+                <w:sz w:val="18"/>
+              </w:rPr>
+              <w:t>/</w:t>
             </w:r>
             <w:r>
               <w:rPr>
@@ -850,35 +1135,185 @@
               <w:rPr>
                 <w:sz w:val="18"/>
               </w:rPr>
-              <w:t>NOV’21</w:t>
+              <w:t>jun ‘19 – NOV’21</w:t>
             </w:r>
           </w:p>
           <w:p>
             <w:pPr>
-              <w:pStyle w:val="Heading2"/>
+              <w:pStyle w:val="Heading3"/>
+              <w:numPr>
+                <w:ilvl w:val="0"/>
+                <w:numId w:val="15"/>
+              </w:numPr>
+              <w:ind w:left="360" w:hanging="360"/>
               <w:contextualSpacing w:val="0"/>
               <w:rPr>
-                <w:sz w:val="22"/>
+                <w:rFonts w:eastAsiaTheme="minorHAnsi" w:cstheme="minorBidi"/>
+                <w:b w:val="0"/>
+                <w:caps w:val="0"/>
+                <w:sz w:val="18"/>
+                <w:szCs w:val="22"/>
               </w:rPr>
             </w:pPr>
             <w:r>
               <w:rPr>
-                <w:sz w:val="22"/>
+                <w:rFonts w:eastAsiaTheme="minorHAnsi" w:cstheme="minorBidi"/>
+                <w:b w:val="0"/>
+                <w:caps w:val="0"/>
+                <w:sz w:val="18"/>
+                <w:szCs w:val="22"/>
               </w:rPr>
-              <w:t>DEVELOPER II</w:t>
+              <w:t>Designed and developed a</w:t>
             </w:r>
             <w:r>
               <w:rPr>
-                <w:sz w:val="22"/>
+                <w:rFonts w:eastAsiaTheme="minorHAnsi" w:cstheme="minorBidi"/>
+                <w:b w:val="0"/>
+                <w:caps w:val="0"/>
+                <w:sz w:val="18"/>
+                <w:szCs w:val="22"/>
               </w:rPr>
-              <w:t xml:space="preserve">, </w:t>
+              <w:t>n</w:t>
             </w:r>
             <w:r>
               <w:rPr>
-                <w:rStyle w:val="SubtleReference"/>
-                <w:sz w:val="22"/>
+                <w:rFonts w:eastAsiaTheme="minorHAnsi" w:cstheme="minorBidi"/>
+                <w:b w:val="0"/>
+                <w:caps w:val="0"/>
+                <w:sz w:val="18"/>
+                <w:szCs w:val="22"/>
               </w:rPr>
-              <w:t>Paychex | Unified Communications</w:t>
+              <w:t xml:space="preserve"> </w:t>
+            </w:r>
+            <w:proofErr w:type="spellStart"/>
+            <w:r>
+              <w:rPr>
+                <w:rFonts w:eastAsiaTheme="minorHAnsi" w:cstheme="minorBidi"/>
+                <w:b w:val="0"/>
+                <w:caps w:val="0"/>
+                <w:sz w:val="18"/>
+                <w:szCs w:val="22"/>
+              </w:rPr>
+              <w:t>ExpressJS</w:t>
+            </w:r>
+            <w:proofErr w:type="spellEnd"/>
+            <w:r>
+              <w:rPr>
+                <w:rFonts w:eastAsiaTheme="minorHAnsi" w:cstheme="minorBidi"/>
+                <w:b w:val="0"/>
+                <w:caps w:val="0"/>
+                <w:sz w:val="18"/>
+                <w:szCs w:val="22"/>
+              </w:rPr>
+              <w:t>/Mongo DB REST service to execute GUI automation of system changes</w:t>
+            </w:r>
+          </w:p>
+          <w:p>
+            <w:pPr>
+              <w:pStyle w:val="Heading3"/>
+              <w:numPr>
+                <w:ilvl w:val="0"/>
+                <w:numId w:val="15"/>
+              </w:numPr>
+              <w:ind w:left="360" w:hanging="360"/>
+              <w:contextualSpacing w:val="0"/>
+              <w:rPr>
+                <w:sz w:val="18"/>
+              </w:rPr>
+            </w:pPr>
+            <w:r>
+              <w:rPr>
+                <w:rFonts w:eastAsiaTheme="minorHAnsi" w:cstheme="minorBidi"/>
+                <w:b w:val="0"/>
+                <w:caps w:val="0"/>
+                <w:sz w:val="18"/>
+                <w:szCs w:val="22"/>
+              </w:rPr>
+              <w:t>De-compile, analyze, document, and re-engineer projects with missing GIT source control</w:t>
+            </w:r>
+          </w:p>
+          <w:p>
+            <w:pPr>
+              <w:pStyle w:val="Heading3"/>
+              <w:numPr>
+                <w:ilvl w:val="0"/>
+                <w:numId w:val="15"/>
+              </w:numPr>
+              <w:ind w:left="360" w:hanging="360"/>
+              <w:contextualSpacing w:val="0"/>
+              <w:rPr>
+                <w:rFonts w:eastAsiaTheme="minorHAnsi" w:cstheme="minorBidi"/>
+                <w:b w:val="0"/>
+                <w:caps w:val="0"/>
+                <w:sz w:val="18"/>
+                <w:szCs w:val="22"/>
+              </w:rPr>
+            </w:pPr>
+            <w:r>
+              <w:rPr>
+                <w:rFonts w:eastAsiaTheme="minorHAnsi" w:cstheme="minorBidi"/>
+                <w:b w:val="0"/>
+                <w:caps w:val="0"/>
+                <w:sz w:val="18"/>
+                <w:szCs w:val="22"/>
+              </w:rPr>
+              <w:t>Redesigned ASP.NET / AngularJS website for network and Unified Communications automation and monitoring</w:t>
+            </w:r>
+          </w:p>
+          <w:p>
+            <w:pPr>
+              <w:pStyle w:val="Heading3"/>
+              <w:numPr>
+                <w:ilvl w:val="0"/>
+                <w:numId w:val="15"/>
+              </w:numPr>
+              <w:ind w:left="360" w:hanging="360"/>
+              <w:contextualSpacing w:val="0"/>
+              <w:rPr>
+                <w:rFonts w:eastAsiaTheme="minorHAnsi" w:cstheme="minorBidi"/>
+                <w:b w:val="0"/>
+                <w:caps w:val="0"/>
+                <w:sz w:val="18"/>
+                <w:szCs w:val="22"/>
+              </w:rPr>
+            </w:pPr>
+            <w:r>
+              <w:rPr>
+                <w:rFonts w:eastAsiaTheme="minorHAnsi" w:cstheme="minorBidi"/>
+                <w:b w:val="0"/>
+                <w:caps w:val="0"/>
+                <w:sz w:val="18"/>
+                <w:szCs w:val="22"/>
+              </w:rPr>
+              <w:t>Automation scripts to support Cisco VXML Java applications &amp; BMC Orchestrator in ServiceNow ticket manager</w:t>
+            </w:r>
+          </w:p>
+          <w:p>
+            <w:pPr>
+              <w:pStyle w:val="Heading3"/>
+              <w:numPr>
+                <w:ilvl w:val="0"/>
+                <w:numId w:val="15"/>
+              </w:numPr>
+              <w:ind w:left="360" w:hanging="360"/>
+              <w:contextualSpacing w:val="0"/>
+              <w:rPr>
+                <w:rFonts w:eastAsiaTheme="minorHAnsi" w:cstheme="minorBidi"/>
+                <w:b w:val="0"/>
+                <w:caps w:val="0"/>
+                <w:sz w:val="18"/>
+                <w:szCs w:val="22"/>
+              </w:rPr>
+            </w:pPr>
+            <w:r>
+              <w:rPr>
+                <w:rFonts w:eastAsiaTheme="minorHAnsi" w:cstheme="minorBidi"/>
+                <w:b w:val="0"/>
+                <w:caps w:val="0"/>
+                <w:sz w:val="18"/>
+                <w:szCs w:val="22"/>
+              </w:rPr>
+              <w:t>Trained and on-boarded multiple new engineers on existing project/technologies and agile development practices.</w:t>
             </w:r>
           </w:p>
         </w:tc>
@@ -886,148 +1321,7 @@
       <w:tr>
         <w:tc>
           <w:tcPr>
-            <w:tcW w:w="9290" w:type="dxa"/>
-          </w:tcPr>
-          <w:p>
-            <w:pPr>
-              <w:pStyle w:val="ListParagraph"/>
-              <w:numPr>
-                <w:ilvl w:val="0"/>
-                <w:numId w:val="15"/>
-              </w:numPr>
-              <w:rPr>
-                <w:sz w:val="18"/>
-              </w:rPr>
-            </w:pPr>
-            <w:r>
-              <w:rPr>
-                <w:sz w:val="18"/>
-              </w:rPr>
-              <w:t xml:space="preserve">Designed and developed a </w:t>
-            </w:r>
-            <w:proofErr w:type="spellStart"/>
-            <w:r>
-              <w:rPr>
-                <w:sz w:val="18"/>
-              </w:rPr>
-              <w:t>ExpressJS</w:t>
-            </w:r>
-            <w:proofErr w:type="spellEnd"/>
-            <w:r>
-              <w:rPr>
-                <w:sz w:val="18"/>
-              </w:rPr>
-              <w:t>/Mongo</w:t>
-            </w:r>
-            <w:r>
-              <w:rPr>
-                <w:sz w:val="18"/>
-              </w:rPr>
-              <w:t xml:space="preserve"> </w:t>
-            </w:r>
-            <w:r>
-              <w:rPr>
-                <w:sz w:val="18"/>
-              </w:rPr>
-              <w:t xml:space="preserve">DB REST service to execute GUI automation of system changes </w:t>
-            </w:r>
-          </w:p>
-          <w:p>
-            <w:pPr>
-              <w:pStyle w:val="ListParagraph"/>
-              <w:numPr>
-                <w:ilvl w:val="0"/>
-                <w:numId w:val="15"/>
-              </w:numPr>
-              <w:rPr>
-                <w:sz w:val="18"/>
-              </w:rPr>
-            </w:pPr>
-            <w:r>
-              <w:rPr>
-                <w:sz w:val="18"/>
-              </w:rPr>
-              <w:t>De-compile, analyze, document, and re-engineer projects with missing GIT source control</w:t>
-            </w:r>
-          </w:p>
-          <w:p>
-            <w:pPr>
-              <w:pStyle w:val="ListParagraph"/>
-              <w:numPr>
-                <w:ilvl w:val="0"/>
-                <w:numId w:val="15"/>
-              </w:numPr>
-              <w:rPr>
-                <w:sz w:val="18"/>
-              </w:rPr>
-            </w:pPr>
-            <w:r>
-              <w:rPr>
-                <w:sz w:val="18"/>
-              </w:rPr>
-              <w:t xml:space="preserve">Redesigned </w:t>
-            </w:r>
-            <w:r>
-              <w:rPr>
-                <w:sz w:val="18"/>
-              </w:rPr>
-              <w:t>ASP.NET / AngularJS</w:t>
-            </w:r>
-            <w:r>
-              <w:rPr>
-                <w:sz w:val="18"/>
-              </w:rPr>
-              <w:t xml:space="preserve"> website for network and Unified Communications automation and monitoring</w:t>
-            </w:r>
-          </w:p>
-          <w:p>
-            <w:pPr>
-              <w:pStyle w:val="ListParagraph"/>
-              <w:numPr>
-                <w:ilvl w:val="0"/>
-                <w:numId w:val="15"/>
-              </w:numPr>
-              <w:rPr>
-                <w:sz w:val="18"/>
-              </w:rPr>
-            </w:pPr>
-            <w:r>
-              <w:rPr>
-                <w:sz w:val="18"/>
-              </w:rPr>
-              <w:t>Automation scripts to support Cisco VXML Java applications &amp; BMC Orchestrator in ServiceNow ticket manager</w:t>
-            </w:r>
-          </w:p>
-          <w:p>
-            <w:pPr>
-              <w:pStyle w:val="ListParagraph"/>
-              <w:numPr>
-                <w:ilvl w:val="0"/>
-                <w:numId w:val="15"/>
-              </w:numPr>
-              <w:rPr>
-                <w:sz w:val="18"/>
-              </w:rPr>
-            </w:pPr>
-            <w:r>
-              <w:rPr>
-                <w:sz w:val="18"/>
-              </w:rPr>
-              <w:t>Trained and on-boarded multiple new engineers o existing project/technologies and agile development practices.</w:t>
-            </w:r>
-            <w:r>
-              <w:rPr>
-                <w:sz w:val="18"/>
-              </w:rPr>
-              <w:t xml:space="preserve"> </w:t>
-            </w:r>
-          </w:p>
-        </w:tc>
-      </w:tr>
-      <w:tr>
-        <w:tc>
-          <w:tcPr>
-            <w:tcW w:w="9290" w:type="dxa"/>
+            <w:tcW w:w="10723" w:type="dxa"/>
             <w:tcMar>
               <w:top w:w="216" w:type="dxa"/>
             </w:tcMar>
@@ -1042,131 +1336,179 @@
             </w:pPr>
             <w:r>
               <w:rPr>
-                <w:sz w:val="18"/>
-              </w:rPr>
-              <w:t>may ’14 – nov ‘16</w:t>
-            </w:r>
-          </w:p>
-          <w:p>
-            <w:pPr>
-              <w:pStyle w:val="Heading2"/>
-              <w:contextualSpacing w:val="0"/>
-              <w:rPr>
-                <w:sz w:val="16"/>
-                <w:szCs w:val="20"/>
-              </w:rPr>
-            </w:pPr>
-            <w:r>
-              <w:rPr>
-                <w:sz w:val="22"/>
+                <w:color w:val="1D824C" w:themeColor="accent1"/>
+                <w:szCs w:val="22"/>
               </w:rPr>
               <w:t xml:space="preserve">software Engineer, </w:t>
             </w:r>
             <w:r>
               <w:rPr>
                 <w:rStyle w:val="SubtleReference"/>
-                <w:sz w:val="22"/>
+                <w:szCs w:val="22"/>
               </w:rPr>
-              <w:t>L3H</w:t>
+              <w:t>l</w:t>
             </w:r>
             <w:r>
               <w:rPr>
                 <w:rStyle w:val="SubtleReference"/>
-                <w:sz w:val="22"/>
               </w:rPr>
-              <w:t xml:space="preserve">arris | </w:t>
+              <w:t>3H</w:t>
             </w:r>
             <w:r>
               <w:rPr>
                 <w:rStyle w:val="SubtleReference"/>
-                <w:sz w:val="22"/>
+                <w:szCs w:val="22"/>
+              </w:rPr>
+              <w:t xml:space="preserve">arris </w:t>
+            </w:r>
+            <w:r>
+              <w:rPr>
+                <w:rStyle w:val="SubtleReference"/>
+                <w:sz w:val="20"/>
+                <w:szCs w:val="20"/>
+              </w:rPr>
+              <w:t xml:space="preserve">| </w:t>
+            </w:r>
+            <w:r>
+              <w:rPr>
+                <w:rStyle w:val="SubtleReference"/>
+                <w:sz w:val="20"/>
+                <w:szCs w:val="20"/>
               </w:rPr>
               <w:t xml:space="preserve">RF </w:t>
             </w:r>
             <w:r>
               <w:rPr>
                 <w:rStyle w:val="SubtleReference"/>
-                <w:sz w:val="22"/>
+                <w:sz w:val="20"/>
+                <w:szCs w:val="20"/>
               </w:rPr>
-              <w:t xml:space="preserve">Communications </w:t>
+              <w:t>Communications</w:t>
             </w:r>
             <w:r>
               <w:rPr>
                 <w:rStyle w:val="SubtleReference"/>
-                <w:sz w:val="16"/>
-                <w:szCs w:val="20"/>
+                <w:szCs w:val="22"/>
               </w:rPr>
-              <w:t>(</w:t>
+              <w:t xml:space="preserve">  </w:t>
             </w:r>
             <w:r>
               <w:rPr>
                 <w:rStyle w:val="SubtleReference"/>
-                <w:sz w:val="16"/>
-                <w:szCs w:val="20"/>
               </w:rPr>
-              <w:t>Contracted via m</w:t>
+              <w:t xml:space="preserve">                                                                            </w:t>
             </w:r>
             <w:r>
               <w:rPr>
-                <w:rStyle w:val="SubtleReference"/>
-                <w:sz w:val="16"/>
-                <w:szCs w:val="20"/>
+                <w:sz w:val="18"/>
               </w:rPr>
-              <w:t>index technologies)</w:t>
+              <w:t xml:space="preserve">may ’14 – nov </w:t>
+            </w:r>
+            <w:r>
+              <w:rPr>
+                <w:sz w:val="18"/>
+              </w:rPr>
+              <w:t>’</w:t>
+            </w:r>
+            <w:r>
+              <w:rPr>
+                <w:sz w:val="18"/>
+              </w:rPr>
+              <w:t>16</w:t>
             </w:r>
           </w:p>
           <w:p>
             <w:pPr>
-              <w:pStyle w:val="ListParagraph"/>
+              <w:pStyle w:val="Heading3"/>
               <w:numPr>
                 <w:ilvl w:val="0"/>
-                <w:numId w:val="14"/>
+                <w:numId w:val="15"/>
               </w:numPr>
+              <w:ind w:left="360" w:hanging="360"/>
+              <w:contextualSpacing w:val="0"/>
               <w:rPr>
+                <w:rFonts w:eastAsiaTheme="minorHAnsi" w:cstheme="minorBidi"/>
+                <w:b w:val="0"/>
+                <w:caps w:val="0"/>
                 <w:sz w:val="18"/>
+                <w:szCs w:val="22"/>
               </w:rPr>
             </w:pPr>
             <w:r>
               <w:rPr>
+                <w:rFonts w:eastAsiaTheme="minorHAnsi" w:cstheme="minorBidi"/>
+                <w:b w:val="0"/>
+                <w:caps w:val="0"/>
                 <w:sz w:val="18"/>
+                <w:szCs w:val="22"/>
               </w:rPr>
-              <w:t>Application development for Windows and mobile platforms</w:t>
+              <w:t>Secure application development for Windows and mobile platforms</w:t>
             </w:r>
           </w:p>
           <w:p>
             <w:pPr>
-              <w:pStyle w:val="ListParagraph"/>
+              <w:pStyle w:val="Heading3"/>
               <w:numPr>
                 <w:ilvl w:val="0"/>
-                <w:numId w:val="14"/>
+                <w:numId w:val="15"/>
               </w:numPr>
+              <w:ind w:left="360" w:hanging="360"/>
+              <w:contextualSpacing w:val="0"/>
               <w:rPr>
+                <w:rFonts w:eastAsiaTheme="minorHAnsi" w:cstheme="minorBidi"/>
+                <w:b w:val="0"/>
+                <w:caps w:val="0"/>
                 <w:sz w:val="18"/>
+                <w:szCs w:val="22"/>
               </w:rPr>
             </w:pPr>
             <w:r>
               <w:rPr>
+                <w:rFonts w:eastAsiaTheme="minorHAnsi" w:cstheme="minorBidi"/>
+                <w:b w:val="0"/>
+                <w:caps w:val="0"/>
                 <w:sz w:val="18"/>
+                <w:szCs w:val="22"/>
               </w:rPr>
               <w:t>Rewritten legacy applications to support new technologies while maintaining and expanding functionality</w:t>
             </w:r>
           </w:p>
           <w:p>
             <w:pPr>
-              <w:pStyle w:val="ListParagraph"/>
+              <w:pStyle w:val="Heading3"/>
               <w:numPr>
                 <w:ilvl w:val="0"/>
-                <w:numId w:val="14"/>
+                <w:numId w:val="15"/>
               </w:numPr>
+              <w:ind w:left="360" w:hanging="360"/>
+              <w:contextualSpacing w:val="0"/>
               <w:rPr>
+                <w:rFonts w:eastAsiaTheme="minorHAnsi" w:cstheme="minorBidi"/>
+                <w:b w:val="0"/>
+                <w:caps w:val="0"/>
                 <w:sz w:val="18"/>
+                <w:szCs w:val="22"/>
               </w:rPr>
             </w:pPr>
             <w:r>
               <w:rPr>
+                <w:rFonts w:eastAsiaTheme="minorHAnsi" w:cstheme="minorBidi"/>
+                <w:b w:val="0"/>
+                <w:caps w:val="0"/>
                 <w:sz w:val="18"/>
+                <w:szCs w:val="22"/>
               </w:rPr>
               <w:t>Utilized Technologies: Version control systems, visual studio, SQL, C#, XML, &amp; XSLT</w:t>
+            </w:r>
+            <w:r>
+              <w:rPr>
+                <w:rFonts w:eastAsiaTheme="minorHAnsi" w:cstheme="minorBidi"/>
+                <w:b w:val="0"/>
+                <w:caps w:val="0"/>
+                <w:sz w:val="18"/>
+                <w:szCs w:val="22"/>
+              </w:rPr>
+              <w:t xml:space="preserve"> </w:t>
             </w:r>
           </w:p>
         </w:tc>
@@ -1174,7 +1516,7 @@
       <w:tr>
         <w:tc>
           <w:tcPr>
-            <w:tcW w:w="9290" w:type="dxa"/>
+            <w:tcW w:w="10723" w:type="dxa"/>
             <w:tcMar>
               <w:top w:w="216" w:type="dxa"/>
             </w:tcMar>
@@ -1189,250 +1531,241 @@
             </w:pPr>
             <w:r>
               <w:rPr>
-                <w:sz w:val="18"/>
+                <w:color w:val="1D824C" w:themeColor="accent1"/>
+                <w:szCs w:val="22"/>
               </w:rPr>
-              <w:t>jan ’13 – MAY ‘14</w:t>
+              <w:t>Performance Engineer</w:t>
             </w:r>
-          </w:p>
-          <w:p>
-            <w:pPr>
-              <w:pStyle w:val="Heading2"/>
-              <w:contextualSpacing w:val="0"/>
-              <w:rPr>
-                <w:sz w:val="22"/>
-              </w:rPr>
-            </w:pPr>
             <w:r>
               <w:rPr>
-                <w:sz w:val="22"/>
+                <w:color w:val="1D824C" w:themeColor="accent1"/>
+                <w:szCs w:val="22"/>
               </w:rPr>
-              <w:t xml:space="preserve">Software Engineer, </w:t>
+              <w:t xml:space="preserve"> / </w:t>
+            </w:r>
+            <w:r>
+              <w:rPr>
+                <w:color w:val="1D824C" w:themeColor="accent1"/>
+                <w:szCs w:val="22"/>
+              </w:rPr>
+              <w:t>Software Engineer</w:t>
+            </w:r>
+            <w:r>
+              <w:rPr>
+                <w:color w:val="1D824C" w:themeColor="accent1"/>
+                <w:szCs w:val="22"/>
+              </w:rPr>
+              <w:t>,</w:t>
+            </w:r>
+            <w:r>
+              <w:rPr>
+                <w:szCs w:val="22"/>
+              </w:rPr>
+              <w:t xml:space="preserve"> </w:t>
             </w:r>
             <w:r>
               <w:rPr>
                 <w:rStyle w:val="SubtleReference"/>
-                <w:sz w:val="22"/>
+                <w:szCs w:val="22"/>
               </w:rPr>
-              <w:t xml:space="preserve">Xerox Corporation </w:t>
+              <w:t>Xerox Corporation</w:t>
             </w:r>
             <w:r>
               <w:rPr>
                 <w:rStyle w:val="SubtleReference"/>
-                <w:sz w:val="16"/>
-                <w:szCs w:val="20"/>
+                <w:szCs w:val="22"/>
               </w:rPr>
-              <w:t>(</w:t>
-            </w:r>
-            <w:r>
-              <w:rPr>
-                <w:rStyle w:val="SubtleReference"/>
-                <w:sz w:val="16"/>
-                <w:szCs w:val="20"/>
-              </w:rPr>
-              <w:t>Contracted via m</w:t>
-            </w:r>
-            <w:r>
-              <w:rPr>
-                <w:rStyle w:val="SubtleReference"/>
-                <w:sz w:val="16"/>
-                <w:szCs w:val="20"/>
-              </w:rPr>
-              <w:t>index technologies)</w:t>
-            </w:r>
-          </w:p>
-          <w:p>
-            <w:pPr>
-              <w:pStyle w:val="ListParagraph"/>
-              <w:numPr>
-                <w:ilvl w:val="0"/>
-                <w:numId w:val="14"/>
-              </w:numPr>
-              <w:rPr>
-                <w:sz w:val="18"/>
-              </w:rPr>
-            </w:pPr>
-            <w:r>
-              <w:rPr>
-                <w:sz w:val="18"/>
-              </w:rPr>
-              <w:t>Worked on scrum team development utilizing TFS for team code management</w:t>
-            </w:r>
-          </w:p>
-          <w:p>
-            <w:pPr>
-              <w:pStyle w:val="ListParagraph"/>
-              <w:numPr>
-                <w:ilvl w:val="0"/>
-                <w:numId w:val="14"/>
-              </w:numPr>
-              <w:rPr>
-                <w:sz w:val="18"/>
-              </w:rPr>
-            </w:pPr>
-            <w:r>
-              <w:rPr>
-                <w:sz w:val="18"/>
-              </w:rPr>
-              <w:t>Full stack development to u</w:t>
+              <w:t xml:space="preserve">                </w:t>
             </w:r>
             <w:r>
               <w:rPr>
                 <w:sz w:val="18"/>
               </w:rPr>
-              <w:t>pdate and maintain</w:t>
+              <w:t xml:space="preserve">Nov ‘11 – jan </w:t>
             </w:r>
             <w:r>
               <w:rPr>
                 <w:sz w:val="18"/>
               </w:rPr>
-              <w:t xml:space="preserve"> multiple ASP.NET</w:t>
+              <w:t>’</w:t>
             </w:r>
             <w:r>
               <w:rPr>
                 <w:sz w:val="18"/>
               </w:rPr>
-              <w:t xml:space="preserve"> large-scale enterprise software</w:t>
+              <w:t>13</w:t>
+            </w:r>
+            <w:r>
+              <w:rPr>
+                <w:sz w:val="18"/>
+              </w:rPr>
+              <w:t xml:space="preserve"> </w:t>
+            </w:r>
+            <w:r>
+              <w:rPr>
+                <w:b w:val="0"/>
+                <w:bCs/>
+                <w:sz w:val="18"/>
+              </w:rPr>
+              <w:t>/</w:t>
+            </w:r>
+            <w:r>
+              <w:rPr>
+                <w:sz w:val="18"/>
+              </w:rPr>
+              <w:t xml:space="preserve"> </w:t>
+            </w:r>
+            <w:r>
+              <w:rPr>
+                <w:sz w:val="18"/>
+              </w:rPr>
+              <w:t xml:space="preserve">jan ’13 – MAY </w:t>
+            </w:r>
+            <w:r>
+              <w:rPr>
+                <w:sz w:val="18"/>
+              </w:rPr>
+              <w:t>’</w:t>
+            </w:r>
+            <w:r>
+              <w:rPr>
+                <w:sz w:val="18"/>
+              </w:rPr>
+              <w:t>14</w:t>
             </w:r>
           </w:p>
           <w:p>
             <w:pPr>
-              <w:pStyle w:val="ListParagraph"/>
+              <w:pStyle w:val="Heading3"/>
               <w:numPr>
                 <w:ilvl w:val="0"/>
-                <w:numId w:val="14"/>
+                <w:numId w:val="15"/>
               </w:numPr>
+              <w:ind w:left="360" w:hanging="360"/>
+              <w:contextualSpacing w:val="0"/>
               <w:rPr>
+                <w:rFonts w:eastAsiaTheme="minorHAnsi" w:cstheme="minorBidi"/>
+                <w:b w:val="0"/>
+                <w:caps w:val="0"/>
                 <w:sz w:val="18"/>
+                <w:szCs w:val="22"/>
               </w:rPr>
             </w:pPr>
             <w:r>
               <w:rPr>
+                <w:rFonts w:eastAsiaTheme="minorHAnsi" w:cstheme="minorBidi"/>
+                <w:b w:val="0"/>
+                <w:caps w:val="0"/>
                 <w:sz w:val="18"/>
+                <w:szCs w:val="22"/>
               </w:rPr>
-              <w:t>Created backend services to migrate data, and generate reports as well as manage other services</w:t>
+              <w:t>Worked on Agile development on scum utilizing TFS for team code management</w:t>
             </w:r>
           </w:p>
-        </w:tc>
-      </w:tr>
-      <w:tr>
-        <w:tc>
-          <w:tcPr>
-            <w:tcW w:w="9290" w:type="dxa"/>
-            <w:tcMar>
-              <w:top w:w="216" w:type="dxa"/>
-            </w:tcMar>
-          </w:tcPr>
           <w:p>
             <w:pPr>
               <w:pStyle w:val="Heading3"/>
+              <w:numPr>
+                <w:ilvl w:val="0"/>
+                <w:numId w:val="15"/>
+              </w:numPr>
+              <w:ind w:left="360" w:hanging="360"/>
               <w:contextualSpacing w:val="0"/>
               <w:rPr>
+                <w:rFonts w:eastAsiaTheme="minorHAnsi" w:cstheme="minorBidi"/>
+                <w:b w:val="0"/>
+                <w:caps w:val="0"/>
                 <w:sz w:val="18"/>
+                <w:szCs w:val="22"/>
               </w:rPr>
             </w:pPr>
             <w:r>
               <w:rPr>
+                <w:rFonts w:eastAsiaTheme="minorHAnsi" w:cstheme="minorBidi"/>
+                <w:b w:val="0"/>
+                <w:caps w:val="0"/>
                 <w:sz w:val="18"/>
+                <w:szCs w:val="22"/>
               </w:rPr>
-              <w:t>Nov ‘11 – jan ‘13</w:t>
+              <w:t>Full stack development to update and maintain multiple ASP.NET large-scale enterprise software</w:t>
             </w:r>
           </w:p>
           <w:p>
             <w:pPr>
-              <w:pStyle w:val="Heading2"/>
+              <w:pStyle w:val="Heading3"/>
+              <w:numPr>
+                <w:ilvl w:val="0"/>
+                <w:numId w:val="15"/>
+              </w:numPr>
+              <w:ind w:left="360" w:hanging="360"/>
               <w:contextualSpacing w:val="0"/>
               <w:rPr>
-                <w:sz w:val="22"/>
+                <w:rFonts w:eastAsiaTheme="minorHAnsi" w:cstheme="minorBidi"/>
+                <w:b w:val="0"/>
+                <w:caps w:val="0"/>
+                <w:sz w:val="18"/>
+                <w:szCs w:val="22"/>
               </w:rPr>
             </w:pPr>
             <w:r>
               <w:rPr>
-                <w:sz w:val="22"/>
+                <w:rFonts w:eastAsiaTheme="minorHAnsi" w:cstheme="minorBidi"/>
+                <w:b w:val="0"/>
+                <w:caps w:val="0"/>
+                <w:sz w:val="18"/>
+                <w:szCs w:val="22"/>
               </w:rPr>
-              <w:t xml:space="preserve">Performance Engineer, </w:t>
-            </w:r>
-            <w:r>
-              <w:rPr>
-                <w:rStyle w:val="SubtleReference"/>
-                <w:sz w:val="22"/>
-              </w:rPr>
-              <w:t xml:space="preserve">Xerox Corporation </w:t>
-            </w:r>
-            <w:r>
-              <w:rPr>
-                <w:rStyle w:val="SubtleReference"/>
-                <w:sz w:val="16"/>
-                <w:szCs w:val="20"/>
-              </w:rPr>
-              <w:t>(</w:t>
-            </w:r>
-            <w:r>
-              <w:rPr>
-                <w:rStyle w:val="SubtleReference"/>
-                <w:sz w:val="16"/>
-                <w:szCs w:val="20"/>
-              </w:rPr>
-              <w:t>Contracted via m</w:t>
-            </w:r>
-            <w:r>
-              <w:rPr>
-                <w:rStyle w:val="SubtleReference"/>
-                <w:sz w:val="16"/>
-                <w:szCs w:val="20"/>
-              </w:rPr>
-              <w:t>index technologies)</w:t>
+              <w:t>Design, build, and deployed international multi-stage metrics gathering system with automated reporting and data migration</w:t>
             </w:r>
           </w:p>
           <w:p>
             <w:pPr>
-              <w:pStyle w:val="ListParagraph"/>
+              <w:pStyle w:val="Heading3"/>
               <w:numPr>
                 <w:ilvl w:val="0"/>
-                <w:numId w:val="14"/>
+                <w:numId w:val="15"/>
               </w:numPr>
+              <w:ind w:left="360" w:hanging="360"/>
+              <w:contextualSpacing w:val="0"/>
               <w:rPr>
+                <w:rFonts w:eastAsiaTheme="minorHAnsi" w:cstheme="minorBidi"/>
+                <w:b w:val="0"/>
+                <w:caps w:val="0"/>
                 <w:sz w:val="18"/>
+                <w:szCs w:val="22"/>
               </w:rPr>
             </w:pPr>
             <w:r>
               <w:rPr>
+                <w:rFonts w:eastAsiaTheme="minorHAnsi" w:cstheme="minorBidi"/>
+                <w:b w:val="0"/>
+                <w:caps w:val="0"/>
                 <w:sz w:val="18"/>
+                <w:szCs w:val="22"/>
               </w:rPr>
-              <w:t>Design, build, and deployed international multi-stage metrics gathering system with automated reporting</w:t>
+              <w:t>Retrofit and optimize existing business tools to generate large amounts of big data utilized for server stress simulation</w:t>
             </w:r>
           </w:p>
           <w:p>
             <w:pPr>
-              <w:pStyle w:val="ListParagraph"/>
+              <w:pStyle w:val="Heading3"/>
               <w:numPr>
                 <w:ilvl w:val="0"/>
-                <w:numId w:val="14"/>
+                <w:numId w:val="15"/>
               </w:numPr>
+              <w:ind w:left="360" w:hanging="360"/>
+              <w:contextualSpacing w:val="0"/>
               <w:rPr>
-                <w:sz w:val="18"/>
+                <w:szCs w:val="22"/>
               </w:rPr>
             </w:pPr>
             <w:r>
               <w:rPr>
+                <w:rFonts w:eastAsiaTheme="minorHAnsi" w:cstheme="minorBidi"/>
+                <w:b w:val="0"/>
+                <w:caps w:val="0"/>
                 <w:sz w:val="18"/>
-              </w:rPr>
-              <w:t>Retrofit and optimize tools to generate large amounts of big data utilized in server stress simulation</w:t>
-            </w:r>
-          </w:p>
-          <w:p>
-            <w:pPr>
-              <w:pStyle w:val="ListParagraph"/>
-              <w:numPr>
-                <w:ilvl w:val="0"/>
-                <w:numId w:val="14"/>
-              </w:numPr>
-              <w:rPr>
-                <w:sz w:val="18"/>
-              </w:rPr>
-            </w:pPr>
-            <w:r>
-              <w:rPr>
-                <w:sz w:val="18"/>
+                <w:szCs w:val="22"/>
               </w:rPr>
               <w:t>Analyze, Debug, and Report code performance, utilizing PAL, ANTS Profiler, and other performance tools</w:t>
             </w:r>
@@ -1449,40 +1782,21 @@
         </w:rPr>
       </w:pPr>
     </w:p>
-    <w:sdt>
-      <w:sdtPr>
+    <w:p>
+      <w:pPr>
+        <w:pStyle w:val="Heading1"/>
+        <w:spacing w:before="0" w:after="0"/>
         <w:rPr>
           <w:sz w:val="22"/>
         </w:rPr>
-        <w:alias w:val="Education:"/>
-        <w:tag w:val="Education:"/>
-        <w:id w:val="-1908763273"/>
-        <w:placeholder>
-          <w:docPart w:val="6A4AA317E1D74EAA9C05A7BC42325776"/>
-        </w:placeholder>
-        <w:temporary/>
-        <w:showingPlcHdr/>
-        <w15:appearance w15:val="hidden"/>
-      </w:sdtPr>
-      <w:sdtContent>
-        <w:p>
-          <w:pPr>
-            <w:pStyle w:val="Heading1"/>
-            <w:spacing w:before="0" w:after="0"/>
-            <w:rPr>
-              <w:sz w:val="22"/>
-            </w:rPr>
-          </w:pPr>
-          <w:r>
-            <w:rPr>
-              <w:sz w:val="20"/>
-              <w:szCs w:val="28"/>
-            </w:rPr>
-            <w:t>Education</w:t>
-          </w:r>
-        </w:p>
-      </w:sdtContent>
-    </w:sdt>
+      </w:pPr>
+      <w:r>
+        <w:rPr>
+          <w:sz w:val="22"/>
+        </w:rPr>
+        <w:t>education</w:t>
+      </w:r>
+    </w:p>
     <w:tbl>
       <w:tblPr>
         <w:tblStyle w:val="TableGrid"/>
@@ -1575,40 +1889,21 @@
         </w:rPr>
       </w:pPr>
     </w:p>
-    <w:sdt>
-      <w:sdtPr>
+    <w:p>
+      <w:pPr>
+        <w:pStyle w:val="Heading1"/>
+        <w:spacing w:before="0" w:after="0"/>
         <w:rPr>
           <w:sz w:val="22"/>
         </w:rPr>
-        <w:alias w:val="Skills:"/>
-        <w:tag w:val="Skills:"/>
-        <w:id w:val="-1392877668"/>
-        <w:placeholder>
-          <w:docPart w:val="5BDC0210BB01470D8D75E7C275CD18A6"/>
-        </w:placeholder>
-        <w:temporary/>
-        <w:showingPlcHdr/>
-        <w15:appearance w15:val="hidden"/>
-      </w:sdtPr>
-      <w:sdtContent>
-        <w:p>
-          <w:pPr>
-            <w:pStyle w:val="Heading1"/>
-            <w:spacing w:before="0" w:after="0"/>
-            <w:rPr>
-              <w:sz w:val="22"/>
-            </w:rPr>
-          </w:pPr>
-          <w:r>
-            <w:rPr>
-              <w:sz w:val="20"/>
-              <w:szCs w:val="28"/>
-            </w:rPr>
-            <w:t>Skills</w:t>
-          </w:r>
-        </w:p>
-      </w:sdtContent>
-    </w:sdt>
+      </w:pPr>
+      <w:r>
+        <w:rPr>
+          <w:sz w:val="22"/>
+        </w:rPr>
+        <w:t>Skills &amp; Technologies</w:t>
+      </w:r>
+    </w:p>
     <w:tbl>
       <w:tblPr>
         <w:tblStyle w:val="TableGrid"/>
@@ -1618,7 +1913,6 @@
           <w:right w:w="0" w:type="dxa"/>
         </w:tblCellMar>
         <w:tblLook w:val="04A0" w:firstRow="1" w:lastRow="0" w:firstColumn="1" w:lastColumn="0" w:noHBand="0" w:noVBand="1"/>
-        <w:tblDescription w:val="Skills layout table"/>
       </w:tblPr>
       <w:tblGrid>
         <w:gridCol w:w="5539"/>
@@ -1664,26 +1958,14 @@
               <w:rPr>
                 <w:sz w:val="18"/>
               </w:rPr>
-              <w:t xml:space="preserve"> Java,</w:t>
-            </w:r>
-            <w:r>
-              <w:rPr>
-                <w:sz w:val="18"/>
-              </w:rPr>
-              <w:t xml:space="preserve"> </w:t>
+              <w:t xml:space="preserve"> Java, </w:t>
             </w:r>
             <w:proofErr w:type="gramStart"/>
             <w:r>
               <w:rPr>
                 <w:sz w:val="18"/>
               </w:rPr>
-              <w:t>SQL</w:t>
-            </w:r>
-            <w:r>
-              <w:rPr>
-                <w:sz w:val="18"/>
-              </w:rPr>
-              <w:t xml:space="preserve"> </w:t>
+              <w:t xml:space="preserve">SQL </w:t>
             </w:r>
             <w:r>
               <w:rPr>
@@ -1705,6 +1987,7 @@
               <w:t xml:space="preserve">HTML, </w:t>
             </w:r>
             <w:proofErr w:type="spellStart"/>
+            <w:proofErr w:type="gramStart"/>
             <w:r>
               <w:rPr>
                 <w:sz w:val="18"/>
@@ -1724,6 +2007,7 @@
               <w:t>Batch</w:t>
             </w:r>
             <w:proofErr w:type="spellEnd"/>
+            <w:proofErr w:type="gramEnd"/>
             <w:r>
               <w:rPr>
                 <w:sz w:val="18"/>
@@ -1759,15 +2043,7 @@
                 <w:bCs/>
                 <w:sz w:val="18"/>
               </w:rPr>
-              <w:t>Database</w:t>
-            </w:r>
-            <w:r>
-              <w:rPr>
-                <w:b/>
-                <w:bCs/>
-                <w:sz w:val="18"/>
-              </w:rPr>
-              <w:t>s</w:t>
+              <w:t>Databases</w:t>
             </w:r>
             <w:r>
               <w:rPr>
@@ -1779,19 +2055,7 @@
               <w:rPr>
                 <w:sz w:val="18"/>
               </w:rPr>
-              <w:t>, MySQ</w:t>
-            </w:r>
-            <w:r>
-              <w:rPr>
-                <w:sz w:val="18"/>
-              </w:rPr>
-              <w:t>L</w:t>
-            </w:r>
-            <w:r>
-              <w:rPr>
-                <w:sz w:val="18"/>
-              </w:rPr>
-              <w:t>, SQLite</w:t>
+              <w:t>, MySQL, SQLite</w:t>
             </w:r>
             <w:r>
               <w:rPr>
@@ -1997,19 +2261,7 @@
               <w:rPr>
                 <w:sz w:val="18"/>
               </w:rPr>
-              <w:t>Git, Atlassian Tools</w:t>
-            </w:r>
-            <w:r>
-              <w:rPr>
-                <w:sz w:val="18"/>
-              </w:rPr>
-              <w:t xml:space="preserve"> (</w:t>
-            </w:r>
-            <w:r>
-              <w:rPr>
-                <w:sz w:val="18"/>
-              </w:rPr>
-              <w:t>JIRA/Bitbucket/Bamboo/Confluence)</w:t>
+              <w:t>Git, Atlassian Tools (JIRA/Bitbucket/Bamboo/Confluence)</w:t>
             </w:r>
             <w:r>
               <w:rPr>
@@ -2042,13 +2294,7 @@
               <w:rPr>
                 <w:sz w:val="18"/>
               </w:rPr>
-              <w:t xml:space="preserve">Octopus, </w:t>
-            </w:r>
-            <w:r>
-              <w:rPr>
-                <w:sz w:val="18"/>
-              </w:rPr>
-              <w:t xml:space="preserve"> </w:t>
+              <w:t xml:space="preserve">Octopus,  </w:t>
             </w:r>
             <w:proofErr w:type="spellStart"/>
             <w:r>
@@ -2102,10 +2348,9 @@
         </w:rPr>
         <w:sectPr>
           <w:footerReference w:type="default" r:id="rId14"/>
-          <w:headerReference w:type="first" r:id="rId15"/>
           <w:type w:val="continuous"/>
           <w:pgSz w:w="12240" w:h="15840" w:code="1"/>
-          <w:pgMar w:top="720" w:right="720" w:bottom="720" w:left="720" w:header="576" w:footer="720" w:gutter="0"/>
+          <w:pgMar w:top="432" w:right="720" w:bottom="720" w:left="720" w:header="576" w:footer="720" w:gutter="0"/>
           <w:cols w:space="720"/>
           <w:titlePg/>
           <w:docGrid w:linePitch="360"/>
@@ -2132,7 +2377,7 @@
 </file>
 
 <file path=word/endnotes.xml><?xml version="1.0" encoding="utf-8"?>
-<w:endnotes xmlns:wpc="http://schemas.microsoft.com/office/word/2010/wordprocessingCanvas" xmlns:cx="http://schemas.microsoft.com/office/drawing/2014/chartex" xmlns:cx1="http://schemas.microsoft.com/office/drawing/2015/9/8/chartex" xmlns:cx2="http://schemas.microsoft.com/office/drawing/2015/10/21/chartex" xmlns:cx3="http://schemas.microsoft.com/office/drawing/2016/5/9/chartex" xmlns:cx4="http://schemas.microsoft.com/office/drawing/2016/5/10/chartex" xmlns:cx5="http://schemas.microsoft.com/office/drawing/2016/5/11/chartex" xmlns:cx6="http://schemas.microsoft.com/office/drawing/2016/5/12/chartex" xmlns:cx7="http://schemas.microsoft.com/office/drawing/2016/5/13/chartex" xmlns:cx8="http://schemas.microsoft.com/office/drawing/2016/5/14/chartex" xmlns:mc="http://schemas.openxmlformats.org/markup-compatibility/2006" xmlns:aink="http://schemas.microsoft.com/office/drawing/2016/ink" xmlns:am3d="http://schemas.microsoft.com/office/drawing/2017/model3d" xmlns:o="urn:schemas-microsoft-com:office:office" xmlns:oel="http://schemas.microsoft.com/office/2019/extlst" xmlns:r="http://schemas.openxmlformats.org/officeDocument/2006/relationships" xmlns:m="http://schemas.openxmlformats.org/officeDocument/2006/math" xmlns:v="urn:schemas-microsoft-com:vml" xmlns:wp14="http://schemas.microsoft.com/office/word/2010/wordprocessingDrawing" xmlns:wp="http://schemas.openxmlformats.org/drawingml/2006/wordprocessingDrawing" xmlns:w10="urn:schemas-microsoft-com:office:word" xmlns:w="http://schemas.openxmlformats.org/wordprocessingml/2006/main" xmlns:w14="http://schemas.microsoft.com/office/word/2010/wordml" xmlns:w15="http://schemas.microsoft.com/office/word/2012/wordml" xmlns:w16cex="http://schemas.microsoft.com/office/word/2018/wordml/cex" xmlns:w16cid="http://schemas.microsoft.com/office/word/2016/wordml/cid" xmlns:w16="http://schemas.microsoft.com/office/word/2018/wordml" xmlns:w16sdtdh="http://schemas.microsoft.com/office/word/2020/wordml/sdtdatahash" xmlns:w16se="http://schemas.microsoft.com/office/word/2015/wordml/symex" xmlns:wpg="http://schemas.microsoft.com/office/word/2010/wordprocessingGroup" xmlns:wpi="http://schemas.microsoft.com/office/word/2010/wordprocessingInk" xmlns:wne="http://schemas.microsoft.com/office/word/2006/wordml" xmlns:wps="http://schemas.microsoft.com/office/word/2010/wordprocessingShape" mc:Ignorable="w14 w15 w16se w16cid w16 w16cex w16sdtdh wp14">
+<w:endnotes xmlns:wpc="http://schemas.microsoft.com/office/word/2010/wordprocessingCanvas" xmlns:cx="http://schemas.microsoft.com/office/drawing/2014/chartex" xmlns:cx1="http://schemas.microsoft.com/office/drawing/2015/9/8/chartex" xmlns:cx2="http://schemas.microsoft.com/office/drawing/2015/10/21/chartex" xmlns:cx3="http://schemas.microsoft.com/office/drawing/2016/5/9/chartex" xmlns:cx4="http://schemas.microsoft.com/office/drawing/2016/5/10/chartex" xmlns:cx5="http://schemas.microsoft.com/office/drawing/2016/5/11/chartex" xmlns:cx6="http://schemas.microsoft.com/office/drawing/2016/5/12/chartex" xmlns:cx7="http://schemas.microsoft.com/office/drawing/2016/5/13/chartex" xmlns:cx8="http://schemas.microsoft.com/office/drawing/2016/5/14/chartex" xmlns:mc="http://schemas.openxmlformats.org/markup-compatibility/2006" xmlns:aink="http://schemas.microsoft.com/office/drawing/2016/ink" xmlns:am3d="http://schemas.microsoft.com/office/drawing/2017/model3d" xmlns:o="urn:schemas-microsoft-com:office:office" xmlns:oel="http://schemas.microsoft.com/office/2019/extlst" xmlns:r="http://schemas.openxmlformats.org/officeDocument/2006/relationships" xmlns:m="http://schemas.openxmlformats.org/officeDocument/2006/math" xmlns:v="urn:schemas-microsoft-com:vml" xmlns:wp14="http://schemas.microsoft.com/office/word/2010/wordprocessingDrawing" xmlns:wp="http://schemas.openxmlformats.org/drawingml/2006/wordprocessingDrawing" xmlns:w10="urn:schemas-microsoft-com:office:word" xmlns:w="http://schemas.openxmlformats.org/wordprocessingml/2006/main" xmlns:w14="http://schemas.microsoft.com/office/word/2010/wordml" xmlns:w15="http://schemas.microsoft.com/office/word/2012/wordml" xmlns:w16cei="http://schemas.microsoft.com/office/word/2026/wordml/cei" xmlns:w16cex="http://schemas.microsoft.com/office/word/2018/wordml/cex" xmlns:w16cid="http://schemas.microsoft.com/office/word/2016/wordml/cid" xmlns:w16="http://schemas.microsoft.com/office/word/2018/wordml" xmlns:w16du="http://schemas.microsoft.com/office/word/2023/wordml/word16du" xmlns:w16sdtdh="http://schemas.microsoft.com/office/word/2020/wordml/sdtdatahash" xmlns:w16sdtfl="http://schemas.microsoft.com/office/word/2024/wordml/sdtformatlock" xmlns:w16se="http://schemas.microsoft.com/office/word/2015/wordml/symex" xmlns:wpg="http://schemas.microsoft.com/office/word/2010/wordprocessingGroup" xmlns:wpi="http://schemas.microsoft.com/office/word/2010/wordprocessingInk" xmlns:wne="http://schemas.microsoft.com/office/word/2006/wordml" xmlns:wps="http://schemas.microsoft.com/office/word/2010/wordprocessingShape" mc:Ignorable="w14 w15 w16se w16cid w16 w16cex w16sdtdh w16sdtfl w16du wp14">
   <w:endnote w:type="separator" w:id="-1">
     <w:p>
       <w:r>
@@ -2155,7 +2400,7 @@
 </file>
 
 <file path=word/footer1.xml><?xml version="1.0" encoding="utf-8"?>
-<w:ftr xmlns:wpc="http://schemas.microsoft.com/office/word/2010/wordprocessingCanvas" xmlns:cx="http://schemas.microsoft.com/office/drawing/2014/chartex" xmlns:cx1="http://schemas.microsoft.com/office/drawing/2015/9/8/chartex" xmlns:cx2="http://schemas.microsoft.com/office/drawing/2015/10/21/chartex" xmlns:cx3="http://schemas.microsoft.com/office/drawing/2016/5/9/chartex" xmlns:cx4="http://schemas.microsoft.com/office/drawing/2016/5/10/chartex" xmlns:cx5="http://schemas.microsoft.com/office/drawing/2016/5/11/chartex" xmlns:cx6="http://schemas.microsoft.com/office/drawing/2016/5/12/chartex" xmlns:cx7="http://schemas.microsoft.com/office/drawing/2016/5/13/chartex" xmlns:cx8="http://schemas.microsoft.com/office/drawing/2016/5/14/chartex" xmlns:mc="http://schemas.openxmlformats.org/markup-compatibility/2006" xmlns:aink="http://schemas.microsoft.com/office/drawing/2016/ink" xmlns:am3d="http://schemas.microsoft.com/office/drawing/2017/model3d" xmlns:o="urn:schemas-microsoft-com:office:office" xmlns:oel="http://schemas.microsoft.com/office/2019/extlst" xmlns:r="http://schemas.openxmlformats.org/officeDocument/2006/relationships" xmlns:m="http://schemas.openxmlformats.org/officeDocument/2006/math" xmlns:v="urn:schemas-microsoft-com:vml" xmlns:wp14="http://schemas.microsoft.com/office/word/2010/wordprocessingDrawing" xmlns:wp="http://schemas.openxmlformats.org/drawingml/2006/wordprocessingDrawing" xmlns:w10="urn:schemas-microsoft-com:office:word" xmlns:w="http://schemas.openxmlformats.org/wordprocessingml/2006/main" xmlns:w14="http://schemas.microsoft.com/office/word/2010/wordml" xmlns:w15="http://schemas.microsoft.com/office/word/2012/wordml" xmlns:w16cex="http://schemas.microsoft.com/office/word/2018/wordml/cex" xmlns:w16cid="http://schemas.microsoft.com/office/word/2016/wordml/cid" xmlns:w16="http://schemas.microsoft.com/office/word/2018/wordml" xmlns:w16sdtdh="http://schemas.microsoft.com/office/word/2020/wordml/sdtdatahash" xmlns:w16se="http://schemas.microsoft.com/office/word/2015/wordml/symex" xmlns:wpg="http://schemas.microsoft.com/office/word/2010/wordprocessingGroup" xmlns:wpi="http://schemas.microsoft.com/office/word/2010/wordprocessingInk" xmlns:wne="http://schemas.microsoft.com/office/word/2006/wordml" xmlns:wps="http://schemas.microsoft.com/office/word/2010/wordprocessingShape" mc:Ignorable="w14 w15 w16se w16cid w16 w16cex w16sdtdh wp14">
+<w:ftr xmlns:wpc="http://schemas.microsoft.com/office/word/2010/wordprocessingCanvas" xmlns:cx="http://schemas.microsoft.com/office/drawing/2014/chartex" xmlns:cx1="http://schemas.microsoft.com/office/drawing/2015/9/8/chartex" xmlns:cx2="http://schemas.microsoft.com/office/drawing/2015/10/21/chartex" xmlns:cx3="http://schemas.microsoft.com/office/drawing/2016/5/9/chartex" xmlns:cx4="http://schemas.microsoft.com/office/drawing/2016/5/10/chartex" xmlns:cx5="http://schemas.microsoft.com/office/drawing/2016/5/11/chartex" xmlns:cx6="http://schemas.microsoft.com/office/drawing/2016/5/12/chartex" xmlns:cx7="http://schemas.microsoft.com/office/drawing/2016/5/13/chartex" xmlns:cx8="http://schemas.microsoft.com/office/drawing/2016/5/14/chartex" xmlns:mc="http://schemas.openxmlformats.org/markup-compatibility/2006" xmlns:aink="http://schemas.microsoft.com/office/drawing/2016/ink" xmlns:am3d="http://schemas.microsoft.com/office/drawing/2017/model3d" xmlns:o="urn:schemas-microsoft-com:office:office" xmlns:oel="http://schemas.microsoft.com/office/2019/extlst" xmlns:r="http://schemas.openxmlformats.org/officeDocument/2006/relationships" xmlns:m="http://schemas.openxmlformats.org/officeDocument/2006/math" xmlns:v="urn:schemas-microsoft-com:vml" xmlns:wp14="http://schemas.microsoft.com/office/word/2010/wordprocessingDrawing" xmlns:wp="http://schemas.openxmlformats.org/drawingml/2006/wordprocessingDrawing" xmlns:w10="urn:schemas-microsoft-com:office:word" xmlns:w="http://schemas.openxmlformats.org/wordprocessingml/2006/main" xmlns:w14="http://schemas.microsoft.com/office/word/2010/wordml" xmlns:w15="http://schemas.microsoft.com/office/word/2012/wordml" xmlns:w16cei="http://schemas.microsoft.com/office/word/2026/wordml/cei" xmlns:w16cex="http://schemas.microsoft.com/office/word/2018/wordml/cex" xmlns:w16cid="http://schemas.microsoft.com/office/word/2016/wordml/cid" xmlns:w16="http://schemas.microsoft.com/office/word/2018/wordml" xmlns:w16du="http://schemas.microsoft.com/office/word/2023/wordml/word16du" xmlns:w16sdtdh="http://schemas.microsoft.com/office/word/2020/wordml/sdtdatahash" xmlns:w16sdtfl="http://schemas.microsoft.com/office/word/2024/wordml/sdtformatlock" xmlns:w16se="http://schemas.microsoft.com/office/word/2015/wordml/symex" xmlns:wpg="http://schemas.microsoft.com/office/word/2010/wordprocessingGroup" xmlns:wpi="http://schemas.microsoft.com/office/word/2010/wordprocessingInk" xmlns:wne="http://schemas.microsoft.com/office/word/2006/wordml" xmlns:wps="http://schemas.microsoft.com/office/word/2010/wordprocessingShape" mc:Ignorable="w14 w15 w16se w16cid w16 w16cex w16sdtdh w16sdtfl w16du wp14">
   <w:sdt>
     <w:sdtPr>
       <w:id w:val="-541524391"/>
@@ -2202,7 +2447,7 @@
 </file>
 
 <file path=word/footnotes.xml><?xml version="1.0" encoding="utf-8"?>
-<w:footnotes xmlns:wpc="http://schemas.microsoft.com/office/word/2010/wordprocessingCanvas" xmlns:cx="http://schemas.microsoft.com/office/drawing/2014/chartex" xmlns:cx1="http://schemas.microsoft.com/office/drawing/2015/9/8/chartex" xmlns:cx2="http://schemas.microsoft.com/office/drawing/2015/10/21/chartex" xmlns:cx3="http://schemas.microsoft.com/office/drawing/2016/5/9/chartex" xmlns:cx4="http://schemas.microsoft.com/office/drawing/2016/5/10/chartex" xmlns:cx5="http://schemas.microsoft.com/office/drawing/2016/5/11/chartex" xmlns:cx6="http://schemas.microsoft.com/office/drawing/2016/5/12/chartex" xmlns:cx7="http://schemas.microsoft.com/office/drawing/2016/5/13/chartex" xmlns:cx8="http://schemas.microsoft.com/office/drawing/2016/5/14/chartex" xmlns:mc="http://schemas.openxmlformats.org/markup-compatibility/2006" xmlns:aink="http://schemas.microsoft.com/office/drawing/2016/ink" xmlns:am3d="http://schemas.microsoft.com/office/drawing/2017/model3d" xmlns:o="urn:schemas-microsoft-com:office:office" xmlns:oel="http://schemas.microsoft.com/office/2019/extlst" xmlns:r="http://schemas.openxmlformats.org/officeDocument/2006/relationships" xmlns:m="http://schemas.openxmlformats.org/officeDocument/2006/math" xmlns:v="urn:schemas-microsoft-com:vml" xmlns:wp14="http://schemas.microsoft.com/office/word/2010/wordprocessingDrawing" xmlns:wp="http://schemas.openxmlformats.org/drawingml/2006/wordprocessingDrawing" xmlns:w10="urn:schemas-microsoft-com:office:word" xmlns:w="http://schemas.openxmlformats.org/wordprocessingml/2006/main" xmlns:w14="http://schemas.microsoft.com/office/word/2010/wordml" xmlns:w15="http://schemas.microsoft.com/office/word/2012/wordml" xmlns:w16cex="http://schemas.microsoft.com/office/word/2018/wordml/cex" xmlns:w16cid="http://schemas.microsoft.com/office/word/2016/wordml/cid" xmlns:w16="http://schemas.microsoft.com/office/word/2018/wordml" xmlns:w16sdtdh="http://schemas.microsoft.com/office/word/2020/wordml/sdtdatahash" xmlns:w16se="http://schemas.microsoft.com/office/word/2015/wordml/symex" xmlns:wpg="http://schemas.microsoft.com/office/word/2010/wordprocessingGroup" xmlns:wpi="http://schemas.microsoft.com/office/word/2010/wordprocessingInk" xmlns:wne="http://schemas.microsoft.com/office/word/2006/wordml" xmlns:wps="http://schemas.microsoft.com/office/word/2010/wordprocessingShape" mc:Ignorable="w14 w15 w16se w16cid w16 w16cex w16sdtdh wp14">
+<w:footnotes xmlns:wpc="http://schemas.microsoft.com/office/word/2010/wordprocessingCanvas" xmlns:cx="http://schemas.microsoft.com/office/drawing/2014/chartex" xmlns:cx1="http://schemas.microsoft.com/office/drawing/2015/9/8/chartex" xmlns:cx2="http://schemas.microsoft.com/office/drawing/2015/10/21/chartex" xmlns:cx3="http://schemas.microsoft.com/office/drawing/2016/5/9/chartex" xmlns:cx4="http://schemas.microsoft.com/office/drawing/2016/5/10/chartex" xmlns:cx5="http://schemas.microsoft.com/office/drawing/2016/5/11/chartex" xmlns:cx6="http://schemas.microsoft.com/office/drawing/2016/5/12/chartex" xmlns:cx7="http://schemas.microsoft.com/office/drawing/2016/5/13/chartex" xmlns:cx8="http://schemas.microsoft.com/office/drawing/2016/5/14/chartex" xmlns:mc="http://schemas.openxmlformats.org/markup-compatibility/2006" xmlns:aink="http://schemas.microsoft.com/office/drawing/2016/ink" xmlns:am3d="http://schemas.microsoft.com/office/drawing/2017/model3d" xmlns:o="urn:schemas-microsoft-com:office:office" xmlns:oel="http://schemas.microsoft.com/office/2019/extlst" xmlns:r="http://schemas.openxmlformats.org/officeDocument/2006/relationships" xmlns:m="http://schemas.openxmlformats.org/officeDocument/2006/math" xmlns:v="urn:schemas-microsoft-com:vml" xmlns:wp14="http://schemas.microsoft.com/office/word/2010/wordprocessingDrawing" xmlns:wp="http://schemas.openxmlformats.org/drawingml/2006/wordprocessingDrawing" xmlns:w10="urn:schemas-microsoft-com:office:word" xmlns:w="http://schemas.openxmlformats.org/wordprocessingml/2006/main" xmlns:w14="http://schemas.microsoft.com/office/word/2010/wordml" xmlns:w15="http://schemas.microsoft.com/office/word/2012/wordml" xmlns:w16cei="http://schemas.microsoft.com/office/word/2026/wordml/cei" xmlns:w16cex="http://schemas.microsoft.com/office/word/2018/wordml/cex" xmlns:w16cid="http://schemas.microsoft.com/office/word/2016/wordml/cid" xmlns:w16="http://schemas.microsoft.com/office/word/2018/wordml" xmlns:w16du="http://schemas.microsoft.com/office/word/2023/wordml/word16du" xmlns:w16sdtdh="http://schemas.microsoft.com/office/word/2020/wordml/sdtdatahash" xmlns:w16sdtfl="http://schemas.microsoft.com/office/word/2024/wordml/sdtformatlock" xmlns:w16se="http://schemas.microsoft.com/office/word/2015/wordml/symex" xmlns:wpg="http://schemas.microsoft.com/office/word/2010/wordprocessingGroup" xmlns:wpi="http://schemas.microsoft.com/office/word/2010/wordprocessingInk" xmlns:wne="http://schemas.microsoft.com/office/word/2006/wordml" xmlns:wps="http://schemas.microsoft.com/office/word/2010/wordprocessingShape" mc:Ignorable="w14 w15 w16se w16cid w16 w16cex w16sdtdh w16sdtfl w16du wp14">
   <w:footnote w:type="separator" w:id="-1">
     <w:p>
       <w:r>
@@ -2224,18 +2469,8 @@
 </w:footnotes>
 </file>
 
-<file path=word/header1.xml><?xml version="1.0" encoding="utf-8"?>
-<w:hdr xmlns:wpc="http://schemas.microsoft.com/office/word/2010/wordprocessingCanvas" xmlns:cx="http://schemas.microsoft.com/office/drawing/2014/chartex" xmlns:cx1="http://schemas.microsoft.com/office/drawing/2015/9/8/chartex" xmlns:cx2="http://schemas.microsoft.com/office/drawing/2015/10/21/chartex" xmlns:cx3="http://schemas.microsoft.com/office/drawing/2016/5/9/chartex" xmlns:cx4="http://schemas.microsoft.com/office/drawing/2016/5/10/chartex" xmlns:cx5="http://schemas.microsoft.com/office/drawing/2016/5/11/chartex" xmlns:cx6="http://schemas.microsoft.com/office/drawing/2016/5/12/chartex" xmlns:cx7="http://schemas.microsoft.com/office/drawing/2016/5/13/chartex" xmlns:cx8="http://schemas.microsoft.com/office/drawing/2016/5/14/chartex" xmlns:mc="http://schemas.openxmlformats.org/markup-compatibility/2006" xmlns:aink="http://schemas.microsoft.com/office/drawing/2016/ink" xmlns:am3d="http://schemas.microsoft.com/office/drawing/2017/model3d" xmlns:o="urn:schemas-microsoft-com:office:office" xmlns:oel="http://schemas.microsoft.com/office/2019/extlst" xmlns:r="http://schemas.openxmlformats.org/officeDocument/2006/relationships" xmlns:m="http://schemas.openxmlformats.org/officeDocument/2006/math" xmlns:v="urn:schemas-microsoft-com:vml" xmlns:wp14="http://schemas.microsoft.com/office/word/2010/wordprocessingDrawing" xmlns:wp="http://schemas.openxmlformats.org/drawingml/2006/wordprocessingDrawing" xmlns:w10="urn:schemas-microsoft-com:office:word" xmlns:w="http://schemas.openxmlformats.org/wordprocessingml/2006/main" xmlns:w14="http://schemas.microsoft.com/office/word/2010/wordml" xmlns:w15="http://schemas.microsoft.com/office/word/2012/wordml" xmlns:w16cex="http://schemas.microsoft.com/office/word/2018/wordml/cex" xmlns:w16cid="http://schemas.microsoft.com/office/word/2016/wordml/cid" xmlns:w16="http://schemas.microsoft.com/office/word/2018/wordml" xmlns:w16sdtdh="http://schemas.microsoft.com/office/word/2020/wordml/sdtdatahash" xmlns:w16se="http://schemas.microsoft.com/office/word/2015/wordml/symex" xmlns:wpg="http://schemas.microsoft.com/office/word/2010/wordprocessingGroup" xmlns:wpi="http://schemas.microsoft.com/office/word/2010/wordprocessingInk" xmlns:wne="http://schemas.microsoft.com/office/word/2006/wordml" xmlns:wps="http://schemas.microsoft.com/office/word/2010/wordprocessingShape" mc:Ignorable="w14 w15 w16se w16cid w16 w16cex w16sdtdh wp14">
-  <w:p>
-    <w:pPr>
-      <w:pStyle w:val="Header"/>
-    </w:pPr>
-  </w:p>
-</w:hdr>
-</file>
-
 <file path=word/numbering.xml><?xml version="1.0" encoding="utf-8"?>
-<w:numbering xmlns:wpc="http://schemas.microsoft.com/office/word/2010/wordprocessingCanvas" xmlns:cx="http://schemas.microsoft.com/office/drawing/2014/chartex" xmlns:cx1="http://schemas.microsoft.com/office/drawing/2015/9/8/chartex" xmlns:cx2="http://schemas.microsoft.com/office/drawing/2015/10/21/chartex" xmlns:cx3="http://schemas.microsoft.com/office/drawing/2016/5/9/chartex" xmlns:cx4="http://schemas.microsoft.com/office/drawing/2016/5/10/chartex" xmlns:cx5="http://schemas.microsoft.com/office/drawing/2016/5/11/chartex" xmlns:cx6="http://schemas.microsoft.com/office/drawing/2016/5/12/chartex" xmlns:cx7="http://schemas.microsoft.com/office/drawing/2016/5/13/chartex" xmlns:cx8="http://schemas.microsoft.com/office/drawing/2016/5/14/chartex" xmlns:mc="http://schemas.openxmlformats.org/markup-compatibility/2006" xmlns:aink="http://schemas.microsoft.com/office/drawing/2016/ink" xmlns:am3d="http://schemas.microsoft.com/office/drawing/2017/model3d" xmlns:o="urn:schemas-microsoft-com:office:office" xmlns:oel="http://schemas.microsoft.com/office/2019/extlst" xmlns:r="http://schemas.openxmlformats.org/officeDocument/2006/relationships" xmlns:m="http://schemas.openxmlformats.org/officeDocument/2006/math" xmlns:v="urn:schemas-microsoft-com:vml" xmlns:wp14="http://schemas.microsoft.com/office/word/2010/wordprocessingDrawing" xmlns:wp="http://schemas.openxmlformats.org/drawingml/2006/wordprocessingDrawing" xmlns:w10="urn:schemas-microsoft-com:office:word" xmlns:w="http://schemas.openxmlformats.org/wordprocessingml/2006/main" xmlns:w14="http://schemas.microsoft.com/office/word/2010/wordml" xmlns:w15="http://schemas.microsoft.com/office/word/2012/wordml" xmlns:w16cex="http://schemas.microsoft.com/office/word/2018/wordml/cex" xmlns:w16cid="http://schemas.microsoft.com/office/word/2016/wordml/cid" xmlns:w16="http://schemas.microsoft.com/office/word/2018/wordml" xmlns:w16sdtdh="http://schemas.microsoft.com/office/word/2020/wordml/sdtdatahash" xmlns:w16se="http://schemas.microsoft.com/office/word/2015/wordml/symex" xmlns:wpg="http://schemas.microsoft.com/office/word/2010/wordprocessingGroup" xmlns:wpi="http://schemas.microsoft.com/office/word/2010/wordprocessingInk" xmlns:wne="http://schemas.microsoft.com/office/word/2006/wordml" xmlns:wps="http://schemas.microsoft.com/office/word/2010/wordprocessingShape" mc:Ignorable="w14 w15 w16se w16cid w16 w16cex w16sdtdh wp14">
+<w:numbering xmlns:wpc="http://schemas.microsoft.com/office/word/2010/wordprocessingCanvas" xmlns:cx="http://schemas.microsoft.com/office/drawing/2014/chartex" xmlns:cx1="http://schemas.microsoft.com/office/drawing/2015/9/8/chartex" xmlns:cx2="http://schemas.microsoft.com/office/drawing/2015/10/21/chartex" xmlns:cx3="http://schemas.microsoft.com/office/drawing/2016/5/9/chartex" xmlns:cx4="http://schemas.microsoft.com/office/drawing/2016/5/10/chartex" xmlns:cx5="http://schemas.microsoft.com/office/drawing/2016/5/11/chartex" xmlns:cx6="http://schemas.microsoft.com/office/drawing/2016/5/12/chartex" xmlns:cx7="http://schemas.microsoft.com/office/drawing/2016/5/13/chartex" xmlns:cx8="http://schemas.microsoft.com/office/drawing/2016/5/14/chartex" xmlns:mc="http://schemas.openxmlformats.org/markup-compatibility/2006" xmlns:aink="http://schemas.microsoft.com/office/drawing/2016/ink" xmlns:am3d="http://schemas.microsoft.com/office/drawing/2017/model3d" xmlns:o="urn:schemas-microsoft-com:office:office" xmlns:oel="http://schemas.microsoft.com/office/2019/extlst" xmlns:r="http://schemas.openxmlformats.org/officeDocument/2006/relationships" xmlns:m="http://schemas.openxmlformats.org/officeDocument/2006/math" xmlns:v="urn:schemas-microsoft-com:vml" xmlns:wp14="http://schemas.microsoft.com/office/word/2010/wordprocessingDrawing" xmlns:wp="http://schemas.openxmlformats.org/drawingml/2006/wordprocessingDrawing" xmlns:w10="urn:schemas-microsoft-com:office:word" xmlns:w="http://schemas.openxmlformats.org/wordprocessingml/2006/main" xmlns:w14="http://schemas.microsoft.com/office/word/2010/wordml" xmlns:w15="http://schemas.microsoft.com/office/word/2012/wordml" xmlns:w16cei="http://schemas.microsoft.com/office/word/2026/wordml/cei" xmlns:w16cex="http://schemas.microsoft.com/office/word/2018/wordml/cex" xmlns:w16cid="http://schemas.microsoft.com/office/word/2016/wordml/cid" xmlns:w16="http://schemas.microsoft.com/office/word/2018/wordml" xmlns:w16du="http://schemas.microsoft.com/office/word/2023/wordml/word16du" xmlns:w16sdtdh="http://schemas.microsoft.com/office/word/2020/wordml/sdtdatahash" xmlns:w16sdtfl="http://schemas.microsoft.com/office/word/2024/wordml/sdtformatlock" xmlns:w16se="http://schemas.microsoft.com/office/word/2015/wordml/symex" xmlns:wpg="http://schemas.microsoft.com/office/word/2010/wordprocessingGroup" xmlns:wpi="http://schemas.microsoft.com/office/word/2010/wordprocessingInk" xmlns:wne="http://schemas.microsoft.com/office/word/2006/wordml" xmlns:wps="http://schemas.microsoft.com/office/word/2010/wordprocessingShape" mc:Ignorable="w14 w15 w16se w16cid w16 w16cex w16sdtdh w16sdtfl w16du wp14">
   <w:abstractNum w:abstractNumId="0" w15:restartNumberingAfterBreak="0">
     <w:nsid w:val="FFFFFF7C"/>
     <w:multiLevelType w:val="singleLevel"/>
@@ -2412,7 +2647,7 @@
   <w:abstractNum w:abstractNumId="9" w15:restartNumberingAfterBreak="0">
     <w:nsid w:val="FFFFFF89"/>
     <w:multiLevelType w:val="singleLevel"/>
-    <w:tmpl w:val="AFAE282A"/>
+    <w:tmpl w:val="96A23BDC"/>
     <w:lvl w:ilvl="0">
       <w:start w:val="1"/>
       <w:numFmt w:val="bullet"/>
@@ -2420,17 +2655,128 @@
       <w:lvlText w:val=""/>
       <w:lvlJc w:val="left"/>
       <w:pPr>
-        <w:tabs>
-          <w:tab w:val="num" w:pos="360"/>
-        </w:tabs>
         <w:ind w:left="360" w:hanging="360"/>
       </w:pPr>
       <w:rPr>
         <w:rFonts w:ascii="Symbol" w:hAnsi="Symbol" w:hint="default"/>
+        <w:color w:val="1D824C" w:themeColor="accent1"/>
       </w:rPr>
     </w:lvl>
   </w:abstractNum>
   <w:abstractNum w:abstractNumId="10" w15:restartNumberingAfterBreak="0">
+    <w:nsid w:val="156D34B5"/>
+    <w:multiLevelType w:val="hybridMultilevel"/>
+    <w:tmpl w:val="FB36CF42"/>
+    <w:lvl w:ilvl="0" w:tplc="FFFFFFFF">
+      <w:start w:val="35"/>
+      <w:numFmt w:val="bullet"/>
+      <w:lvlText w:val="-"/>
+      <w:lvlJc w:val="left"/>
+      <w:pPr>
+        <w:ind w:left="0" w:firstLine="0"/>
+      </w:pPr>
+      <w:rPr>
+        <w:rFonts w:ascii="Calibri" w:eastAsiaTheme="minorHAnsi" w:hAnsi="Calibri" w:hint="default"/>
+      </w:rPr>
+    </w:lvl>
+    <w:lvl w:ilvl="1" w:tplc="FFFFFFFF">
+      <w:start w:val="1"/>
+      <w:numFmt w:val="bullet"/>
+      <w:lvlText w:val="o"/>
+      <w:lvlJc w:val="left"/>
+      <w:pPr>
+        <w:ind w:left="3240" w:hanging="360"/>
+      </w:pPr>
+      <w:rPr>
+        <w:rFonts w:ascii="Courier New" w:hAnsi="Courier New" w:cs="Courier New" w:hint="default"/>
+      </w:rPr>
+    </w:lvl>
+    <w:lvl w:ilvl="2" w:tplc="FFFFFFFF">
+      <w:start w:val="1"/>
+      <w:numFmt w:val="bullet"/>
+      <w:lvlText w:val=""/>
+      <w:lvlJc w:val="left"/>
+      <w:pPr>
+        <w:ind w:left="3960" w:hanging="360"/>
+      </w:pPr>
+      <w:rPr>
+        <w:rFonts w:ascii="Wingdings" w:hAnsi="Wingdings" w:hint="default"/>
+      </w:rPr>
+    </w:lvl>
+    <w:lvl w:ilvl="3" w:tplc="FFFFFFFF" w:tentative="1">
+      <w:start w:val="1"/>
+      <w:numFmt w:val="bullet"/>
+      <w:lvlText w:val=""/>
+      <w:lvlJc w:val="left"/>
+      <w:pPr>
+        <w:ind w:left="4680" w:hanging="360"/>
+      </w:pPr>
+      <w:rPr>
+        <w:rFonts w:ascii="Symbol" w:hAnsi="Symbol" w:hint="default"/>
+      </w:rPr>
+    </w:lvl>
+    <w:lvl w:ilvl="4" w:tplc="FFFFFFFF" w:tentative="1">
+      <w:start w:val="1"/>
+      <w:numFmt w:val="bullet"/>
+      <w:lvlText w:val="o"/>
+      <w:lvlJc w:val="left"/>
+      <w:pPr>
+        <w:ind w:left="5400" w:hanging="360"/>
+      </w:pPr>
+      <w:rPr>
+        <w:rFonts w:ascii="Courier New" w:hAnsi="Courier New" w:cs="Courier New" w:hint="default"/>
+      </w:rPr>
+    </w:lvl>
+    <w:lvl w:ilvl="5" w:tplc="FFFFFFFF" w:tentative="1">
+      <w:start w:val="1"/>
+      <w:numFmt w:val="bullet"/>
+      <w:lvlText w:val=""/>
+      <w:lvlJc w:val="left"/>
+      <w:pPr>
+        <w:ind w:left="6120" w:hanging="360"/>
+      </w:pPr>
+      <w:rPr>
+        <w:rFonts w:ascii="Wingdings" w:hAnsi="Wingdings" w:hint="default"/>
+      </w:rPr>
+    </w:lvl>
+    <w:lvl w:ilvl="6" w:tplc="FFFFFFFF" w:tentative="1">
+      <w:start w:val="1"/>
+      <w:numFmt w:val="bullet"/>
+      <w:lvlText w:val=""/>
+      <w:lvlJc w:val="left"/>
+      <w:pPr>
+        <w:ind w:left="6840" w:hanging="360"/>
+      </w:pPr>
+      <w:rPr>
+        <w:rFonts w:ascii="Symbol" w:hAnsi="Symbol" w:hint="default"/>
+      </w:rPr>
+    </w:lvl>
+    <w:lvl w:ilvl="7" w:tplc="FFFFFFFF" w:tentative="1">
+      <w:start w:val="1"/>
+      <w:numFmt w:val="bullet"/>
+      <w:lvlText w:val="o"/>
+      <w:lvlJc w:val="left"/>
+      <w:pPr>
+        <w:ind w:left="7560" w:hanging="360"/>
+      </w:pPr>
+      <w:rPr>
+        <w:rFonts w:ascii="Courier New" w:hAnsi="Courier New" w:cs="Courier New" w:hint="default"/>
+      </w:rPr>
+    </w:lvl>
+    <w:lvl w:ilvl="8" w:tplc="FFFFFFFF" w:tentative="1">
+      <w:start w:val="1"/>
+      <w:numFmt w:val="bullet"/>
+      <w:lvlText w:val=""/>
+      <w:lvlJc w:val="left"/>
+      <w:pPr>
+        <w:ind w:left="8280" w:hanging="360"/>
+      </w:pPr>
+      <w:rPr>
+        <w:rFonts w:ascii="Wingdings" w:hAnsi="Wingdings" w:hint="default"/>
+      </w:rPr>
+    </w:lvl>
+  </w:abstractNum>
+  <w:abstractNum w:abstractNumId="11" w15:restartNumberingAfterBreak="0">
     <w:nsid w:val="19FD4007"/>
     <w:multiLevelType w:val="multilevel"/>
     <w:tmpl w:val="9148F2AC"/>
@@ -2550,7 +2896,7 @@
       </w:rPr>
     </w:lvl>
   </w:abstractNum>
-  <w:abstractNum w:abstractNumId="11" w15:restartNumberingAfterBreak="0">
+  <w:abstractNum w:abstractNumId="12" w15:restartNumberingAfterBreak="0">
     <w:nsid w:val="2229347B"/>
     <w:multiLevelType w:val="hybridMultilevel"/>
     <w:tmpl w:val="89C2722E"/>
@@ -2663,7 +3009,7 @@
       </w:rPr>
     </w:lvl>
   </w:abstractNum>
-  <w:abstractNum w:abstractNumId="12" w15:restartNumberingAfterBreak="0">
+  <w:abstractNum w:abstractNumId="13" w15:restartNumberingAfterBreak="0">
     <w:nsid w:val="2F2D1265"/>
     <w:multiLevelType w:val="multilevel"/>
     <w:tmpl w:val="81228616"/>
@@ -2785,41 +3131,41 @@
       </w:rPr>
     </w:lvl>
   </w:abstractNum>
-  <w:abstractNum w:abstractNumId="13" w15:restartNumberingAfterBreak="0">
+  <w:abstractNum w:abstractNumId="14" w15:restartNumberingAfterBreak="0">
     <w:nsid w:val="3A9E7969"/>
     <w:multiLevelType w:val="hybridMultilevel"/>
-    <w:tmpl w:val="1724FE9C"/>
-    <w:lvl w:ilvl="0" w:tplc="10783C84">
+    <w:tmpl w:val="A78893BA"/>
+    <w:lvl w:ilvl="0" w:tplc="38464FB0">
       <w:start w:val="35"/>
       <w:numFmt w:val="bullet"/>
       <w:lvlText w:val="-"/>
       <w:lvlJc w:val="left"/>
       <w:pPr>
-        <w:ind w:left="720" w:hanging="360"/>
+        <w:ind w:left="1800" w:firstLine="720"/>
       </w:pPr>
       <w:rPr>
-        <w:rFonts w:ascii="Calibri" w:eastAsiaTheme="minorHAnsi" w:hAnsi="Calibri" w:cs="Calibri" w:hint="default"/>
+        <w:rFonts w:ascii="Calibri" w:eastAsiaTheme="minorHAnsi" w:hAnsi="Calibri" w:hint="default"/>
       </w:rPr>
     </w:lvl>
-    <w:lvl w:ilvl="1" w:tplc="04090003" w:tentative="1">
+    <w:lvl w:ilvl="1" w:tplc="04090003">
       <w:start w:val="1"/>
       <w:numFmt w:val="bullet"/>
       <w:lvlText w:val="o"/>
       <w:lvlJc w:val="left"/>
       <w:pPr>
-        <w:ind w:left="1440" w:hanging="360"/>
+        <w:ind w:left="5040" w:hanging="360"/>
       </w:pPr>
       <w:rPr>
         <w:rFonts w:ascii="Courier New" w:hAnsi="Courier New" w:cs="Courier New" w:hint="default"/>
       </w:rPr>
     </w:lvl>
-    <w:lvl w:ilvl="2" w:tplc="04090005" w:tentative="1">
+    <w:lvl w:ilvl="2" w:tplc="04090005">
       <w:start w:val="1"/>
       <w:numFmt w:val="bullet"/>
       <w:lvlText w:val=""/>
       <w:lvlJc w:val="left"/>
       <w:pPr>
-        <w:ind w:left="2160" w:hanging="360"/>
+        <w:ind w:left="5760" w:hanging="360"/>
       </w:pPr>
       <w:rPr>
         <w:rFonts w:ascii="Wingdings" w:hAnsi="Wingdings" w:hint="default"/>
@@ -2831,7 +3177,7 @@
       <w:lvlText w:val=""/>
       <w:lvlJc w:val="left"/>
       <w:pPr>
-        <w:ind w:left="2880" w:hanging="360"/>
+        <w:ind w:left="6480" w:hanging="360"/>
       </w:pPr>
       <w:rPr>
         <w:rFonts w:ascii="Symbol" w:hAnsi="Symbol" w:hint="default"/>
@@ -2843,7 +3189,7 @@
       <w:lvlText w:val="o"/>
       <w:lvlJc w:val="left"/>
       <w:pPr>
-        <w:ind w:left="3600" w:hanging="360"/>
+        <w:ind w:left="7200" w:hanging="360"/>
       </w:pPr>
       <w:rPr>
         <w:rFonts w:ascii="Courier New" w:hAnsi="Courier New" w:cs="Courier New" w:hint="default"/>
@@ -2855,7 +3201,7 @@
       <w:lvlText w:val=""/>
       <w:lvlJc w:val="left"/>
       <w:pPr>
-        <w:ind w:left="4320" w:hanging="360"/>
+        <w:ind w:left="7920" w:hanging="360"/>
       </w:pPr>
       <w:rPr>
         <w:rFonts w:ascii="Wingdings" w:hAnsi="Wingdings" w:hint="default"/>
@@ -2867,7 +3213,7 @@
       <w:lvlText w:val=""/>
       <w:lvlJc w:val="left"/>
       <w:pPr>
-        <w:ind w:left="5040" w:hanging="360"/>
+        <w:ind w:left="8640" w:hanging="360"/>
       </w:pPr>
       <w:rPr>
         <w:rFonts w:ascii="Symbol" w:hAnsi="Symbol" w:hint="default"/>
@@ -2879,7 +3225,7 @@
       <w:lvlText w:val="o"/>
       <w:lvlJc w:val="left"/>
       <w:pPr>
-        <w:ind w:left="5760" w:hanging="360"/>
+        <w:ind w:left="9360" w:hanging="360"/>
       </w:pPr>
       <w:rPr>
         <w:rFonts w:ascii="Courier New" w:hAnsi="Courier New" w:cs="Courier New" w:hint="default"/>
@@ -2891,14 +3237,14 @@
       <w:lvlText w:val=""/>
       <w:lvlJc w:val="left"/>
       <w:pPr>
-        <w:ind w:left="6480" w:hanging="360"/>
+        <w:ind w:left="10080" w:hanging="360"/>
       </w:pPr>
       <w:rPr>
         <w:rFonts w:ascii="Wingdings" w:hAnsi="Wingdings" w:hint="default"/>
       </w:rPr>
     </w:lvl>
   </w:abstractNum>
-  <w:abstractNum w:abstractNumId="14" w15:restartNumberingAfterBreak="0">
+  <w:abstractNum w:abstractNumId="15" w15:restartNumberingAfterBreak="0">
     <w:nsid w:val="4D2B202E"/>
     <w:multiLevelType w:val="multilevel"/>
     <w:tmpl w:val="04090023"/>
@@ -2985,6 +3331,458 @@
       </w:pPr>
     </w:lvl>
   </w:abstractNum>
+  <w:abstractNum w:abstractNumId="16" w15:restartNumberingAfterBreak="0">
+    <w:nsid w:val="6788114F"/>
+    <w:multiLevelType w:val="hybridMultilevel"/>
+    <w:tmpl w:val="92DCAB62"/>
+    <w:lvl w:ilvl="0" w:tplc="38464FB0">
+      <w:start w:val="35"/>
+      <w:numFmt w:val="bullet"/>
+      <w:lvlText w:val="-"/>
+      <w:lvlJc w:val="left"/>
+      <w:pPr>
+        <w:ind w:left="0" w:firstLine="720"/>
+      </w:pPr>
+      <w:rPr>
+        <w:rFonts w:ascii="Calibri" w:eastAsiaTheme="minorHAnsi" w:hAnsi="Calibri" w:hint="default"/>
+      </w:rPr>
+    </w:lvl>
+    <w:lvl w:ilvl="1" w:tplc="04090003" w:tentative="1">
+      <w:start w:val="1"/>
+      <w:numFmt w:val="bullet"/>
+      <w:lvlText w:val="o"/>
+      <w:lvlJc w:val="left"/>
+      <w:pPr>
+        <w:ind w:left="1440" w:hanging="360"/>
+      </w:pPr>
+      <w:rPr>
+        <w:rFonts w:ascii="Courier New" w:hAnsi="Courier New" w:cs="Courier New" w:hint="default"/>
+      </w:rPr>
+    </w:lvl>
+    <w:lvl w:ilvl="2" w:tplc="04090005" w:tentative="1">
+      <w:start w:val="1"/>
+      <w:numFmt w:val="bullet"/>
+      <w:lvlText w:val=""/>
+      <w:lvlJc w:val="left"/>
+      <w:pPr>
+        <w:ind w:left="2160" w:hanging="360"/>
+      </w:pPr>
+      <w:rPr>
+        <w:rFonts w:ascii="Wingdings" w:hAnsi="Wingdings" w:hint="default"/>
+      </w:rPr>
+    </w:lvl>
+    <w:lvl w:ilvl="3" w:tplc="04090001" w:tentative="1">
+      <w:start w:val="1"/>
+      <w:numFmt w:val="bullet"/>
+      <w:lvlText w:val=""/>
+      <w:lvlJc w:val="left"/>
+      <w:pPr>
+        <w:ind w:left="2880" w:hanging="360"/>
+      </w:pPr>
+      <w:rPr>
+        <w:rFonts w:ascii="Symbol" w:hAnsi="Symbol" w:hint="default"/>
+      </w:rPr>
+    </w:lvl>
+    <w:lvl w:ilvl="4" w:tplc="04090003" w:tentative="1">
+      <w:start w:val="1"/>
+      <w:numFmt w:val="bullet"/>
+      <w:lvlText w:val="o"/>
+      <w:lvlJc w:val="left"/>
+      <w:pPr>
+        <w:ind w:left="3600" w:hanging="360"/>
+      </w:pPr>
+      <w:rPr>
+        <w:rFonts w:ascii="Courier New" w:hAnsi="Courier New" w:cs="Courier New" w:hint="default"/>
+      </w:rPr>
+    </w:lvl>
+    <w:lvl w:ilvl="5" w:tplc="04090005" w:tentative="1">
+      <w:start w:val="1"/>
+      <w:numFmt w:val="bullet"/>
+      <w:lvlText w:val=""/>
+      <w:lvlJc w:val="left"/>
+      <w:pPr>
+        <w:ind w:left="4320" w:hanging="360"/>
+      </w:pPr>
+      <w:rPr>
+        <w:rFonts w:ascii="Wingdings" w:hAnsi="Wingdings" w:hint="default"/>
+      </w:rPr>
+    </w:lvl>
+    <w:lvl w:ilvl="6" w:tplc="04090001" w:tentative="1">
+      <w:start w:val="1"/>
+      <w:numFmt w:val="bullet"/>
+      <w:lvlText w:val=""/>
+      <w:lvlJc w:val="left"/>
+      <w:pPr>
+        <w:ind w:left="5040" w:hanging="360"/>
+      </w:pPr>
+      <w:rPr>
+        <w:rFonts w:ascii="Symbol" w:hAnsi="Symbol" w:hint="default"/>
+      </w:rPr>
+    </w:lvl>
+    <w:lvl w:ilvl="7" w:tplc="04090003" w:tentative="1">
+      <w:start w:val="1"/>
+      <w:numFmt w:val="bullet"/>
+      <w:lvlText w:val="o"/>
+      <w:lvlJc w:val="left"/>
+      <w:pPr>
+        <w:ind w:left="5760" w:hanging="360"/>
+      </w:pPr>
+      <w:rPr>
+        <w:rFonts w:ascii="Courier New" w:hAnsi="Courier New" w:cs="Courier New" w:hint="default"/>
+      </w:rPr>
+    </w:lvl>
+    <w:lvl w:ilvl="8" w:tplc="04090005" w:tentative="1">
+      <w:start w:val="1"/>
+      <w:numFmt w:val="bullet"/>
+      <w:lvlText w:val=""/>
+      <w:lvlJc w:val="left"/>
+      <w:pPr>
+        <w:ind w:left="6480" w:hanging="360"/>
+      </w:pPr>
+      <w:rPr>
+        <w:rFonts w:ascii="Wingdings" w:hAnsi="Wingdings" w:hint="default"/>
+      </w:rPr>
+    </w:lvl>
+  </w:abstractNum>
+  <w:abstractNum w:abstractNumId="17" w15:restartNumberingAfterBreak="0">
+    <w:nsid w:val="68DA417D"/>
+    <w:multiLevelType w:val="hybridMultilevel"/>
+    <w:tmpl w:val="5A76EFBC"/>
+    <w:lvl w:ilvl="0" w:tplc="15304BDC">
+      <w:start w:val="35"/>
+      <w:numFmt w:val="bullet"/>
+      <w:lvlText w:val="-"/>
+      <w:lvlJc w:val="left"/>
+      <w:pPr>
+        <w:ind w:left="1440" w:hanging="360"/>
+      </w:pPr>
+      <w:rPr>
+        <w:rFonts w:ascii="Calibri" w:eastAsiaTheme="minorHAnsi" w:hAnsi="Calibri" w:hint="default"/>
+      </w:rPr>
+    </w:lvl>
+    <w:lvl w:ilvl="1" w:tplc="04090003">
+      <w:start w:val="1"/>
+      <w:numFmt w:val="bullet"/>
+      <w:lvlText w:val="o"/>
+      <w:lvlJc w:val="left"/>
+      <w:pPr>
+        <w:ind w:left="1440" w:hanging="360"/>
+      </w:pPr>
+      <w:rPr>
+        <w:rFonts w:ascii="Courier New" w:hAnsi="Courier New" w:cs="Courier New" w:hint="default"/>
+      </w:rPr>
+    </w:lvl>
+    <w:lvl w:ilvl="2" w:tplc="04090005" w:tentative="1">
+      <w:start w:val="1"/>
+      <w:numFmt w:val="bullet"/>
+      <w:lvlText w:val=""/>
+      <w:lvlJc w:val="left"/>
+      <w:pPr>
+        <w:ind w:left="2160" w:hanging="360"/>
+      </w:pPr>
+      <w:rPr>
+        <w:rFonts w:ascii="Wingdings" w:hAnsi="Wingdings" w:hint="default"/>
+      </w:rPr>
+    </w:lvl>
+    <w:lvl w:ilvl="3" w:tplc="04090001" w:tentative="1">
+      <w:start w:val="1"/>
+      <w:numFmt w:val="bullet"/>
+      <w:lvlText w:val=""/>
+      <w:lvlJc w:val="left"/>
+      <w:pPr>
+        <w:ind w:left="2880" w:hanging="360"/>
+      </w:pPr>
+      <w:rPr>
+        <w:rFonts w:ascii="Symbol" w:hAnsi="Symbol" w:hint="default"/>
+      </w:rPr>
+    </w:lvl>
+    <w:lvl w:ilvl="4" w:tplc="04090003" w:tentative="1">
+      <w:start w:val="1"/>
+      <w:numFmt w:val="bullet"/>
+      <w:lvlText w:val="o"/>
+      <w:lvlJc w:val="left"/>
+      <w:pPr>
+        <w:ind w:left="3600" w:hanging="360"/>
+      </w:pPr>
+      <w:rPr>
+        <w:rFonts w:ascii="Courier New" w:hAnsi="Courier New" w:cs="Courier New" w:hint="default"/>
+      </w:rPr>
+    </w:lvl>
+    <w:lvl w:ilvl="5" w:tplc="04090005" w:tentative="1">
+      <w:start w:val="1"/>
+      <w:numFmt w:val="bullet"/>
+      <w:lvlText w:val=""/>
+      <w:lvlJc w:val="left"/>
+      <w:pPr>
+        <w:ind w:left="4320" w:hanging="360"/>
+      </w:pPr>
+      <w:rPr>
+        <w:rFonts w:ascii="Wingdings" w:hAnsi="Wingdings" w:hint="default"/>
+      </w:rPr>
+    </w:lvl>
+    <w:lvl w:ilvl="6" w:tplc="04090001" w:tentative="1">
+      <w:start w:val="1"/>
+      <w:numFmt w:val="bullet"/>
+      <w:lvlText w:val=""/>
+      <w:lvlJc w:val="left"/>
+      <w:pPr>
+        <w:ind w:left="5040" w:hanging="360"/>
+      </w:pPr>
+      <w:rPr>
+        <w:rFonts w:ascii="Symbol" w:hAnsi="Symbol" w:hint="default"/>
+      </w:rPr>
+    </w:lvl>
+    <w:lvl w:ilvl="7" w:tplc="04090003" w:tentative="1">
+      <w:start w:val="1"/>
+      <w:numFmt w:val="bullet"/>
+      <w:lvlText w:val="o"/>
+      <w:lvlJc w:val="left"/>
+      <w:pPr>
+        <w:ind w:left="5760" w:hanging="360"/>
+      </w:pPr>
+      <w:rPr>
+        <w:rFonts w:ascii="Courier New" w:hAnsi="Courier New" w:cs="Courier New" w:hint="default"/>
+      </w:rPr>
+    </w:lvl>
+    <w:lvl w:ilvl="8" w:tplc="04090005" w:tentative="1">
+      <w:start w:val="1"/>
+      <w:numFmt w:val="bullet"/>
+      <w:lvlText w:val=""/>
+      <w:lvlJc w:val="left"/>
+      <w:pPr>
+        <w:ind w:left="6480" w:hanging="360"/>
+      </w:pPr>
+      <w:rPr>
+        <w:rFonts w:ascii="Wingdings" w:hAnsi="Wingdings" w:hint="default"/>
+      </w:rPr>
+    </w:lvl>
+  </w:abstractNum>
+  <w:abstractNum w:abstractNumId="18" w15:restartNumberingAfterBreak="0">
+    <w:nsid w:val="6A7A2289"/>
+    <w:multiLevelType w:val="hybridMultilevel"/>
+    <w:tmpl w:val="5A2CC980"/>
+    <w:lvl w:ilvl="0" w:tplc="1FC8AE24">
+      <w:start w:val="35"/>
+      <w:numFmt w:val="bullet"/>
+      <w:lvlText w:val="-"/>
+      <w:lvlJc w:val="left"/>
+      <w:pPr>
+        <w:ind w:left="0" w:firstLine="360"/>
+      </w:pPr>
+      <w:rPr>
+        <w:rFonts w:ascii="Calibri" w:eastAsiaTheme="minorHAnsi" w:hAnsi="Calibri" w:hint="default"/>
+      </w:rPr>
+    </w:lvl>
+    <w:lvl w:ilvl="1" w:tplc="FFFFFFFF">
+      <w:start w:val="1"/>
+      <w:numFmt w:val="bullet"/>
+      <w:lvlText w:val="o"/>
+      <w:lvlJc w:val="left"/>
+      <w:pPr>
+        <w:ind w:left="3240" w:hanging="360"/>
+      </w:pPr>
+      <w:rPr>
+        <w:rFonts w:ascii="Courier New" w:hAnsi="Courier New" w:cs="Courier New" w:hint="default"/>
+      </w:rPr>
+    </w:lvl>
+    <w:lvl w:ilvl="2" w:tplc="FFFFFFFF">
+      <w:start w:val="1"/>
+      <w:numFmt w:val="bullet"/>
+      <w:lvlText w:val=""/>
+      <w:lvlJc w:val="left"/>
+      <w:pPr>
+        <w:ind w:left="3960" w:hanging="360"/>
+      </w:pPr>
+      <w:rPr>
+        <w:rFonts w:ascii="Wingdings" w:hAnsi="Wingdings" w:hint="default"/>
+      </w:rPr>
+    </w:lvl>
+    <w:lvl w:ilvl="3" w:tplc="FFFFFFFF" w:tentative="1">
+      <w:start w:val="1"/>
+      <w:numFmt w:val="bullet"/>
+      <w:lvlText w:val=""/>
+      <w:lvlJc w:val="left"/>
+      <w:pPr>
+        <w:ind w:left="4680" w:hanging="360"/>
+      </w:pPr>
+      <w:rPr>
+        <w:rFonts w:ascii="Symbol" w:hAnsi="Symbol" w:hint="default"/>
+      </w:rPr>
+    </w:lvl>
+    <w:lvl w:ilvl="4" w:tplc="FFFFFFFF" w:tentative="1">
+      <w:start w:val="1"/>
+      <w:numFmt w:val="bullet"/>
+      <w:lvlText w:val="o"/>
+      <w:lvlJc w:val="left"/>
+      <w:pPr>
+        <w:ind w:left="5400" w:hanging="360"/>
+      </w:pPr>
+      <w:rPr>
+        <w:rFonts w:ascii="Courier New" w:hAnsi="Courier New" w:cs="Courier New" w:hint="default"/>
+      </w:rPr>
+    </w:lvl>
+    <w:lvl w:ilvl="5" w:tplc="FFFFFFFF" w:tentative="1">
+      <w:start w:val="1"/>
+      <w:numFmt w:val="bullet"/>
+      <w:lvlText w:val=""/>
+      <w:lvlJc w:val="left"/>
+      <w:pPr>
+        <w:ind w:left="6120" w:hanging="360"/>
+      </w:pPr>
+      <w:rPr>
+        <w:rFonts w:ascii="Wingdings" w:hAnsi="Wingdings" w:hint="default"/>
+      </w:rPr>
+    </w:lvl>
+    <w:lvl w:ilvl="6" w:tplc="FFFFFFFF" w:tentative="1">
+      <w:start w:val="1"/>
+      <w:numFmt w:val="bullet"/>
+      <w:lvlText w:val=""/>
+      <w:lvlJc w:val="left"/>
+      <w:pPr>
+        <w:ind w:left="6840" w:hanging="360"/>
+      </w:pPr>
+      <w:rPr>
+        <w:rFonts w:ascii="Symbol" w:hAnsi="Symbol" w:hint="default"/>
+      </w:rPr>
+    </w:lvl>
+    <w:lvl w:ilvl="7" w:tplc="FFFFFFFF" w:tentative="1">
+      <w:start w:val="1"/>
+      <w:numFmt w:val="bullet"/>
+      <w:lvlText w:val="o"/>
+      <w:lvlJc w:val="left"/>
+      <w:pPr>
+        <w:ind w:left="7560" w:hanging="360"/>
+      </w:pPr>
+      <w:rPr>
+        <w:rFonts w:ascii="Courier New" w:hAnsi="Courier New" w:cs="Courier New" w:hint="default"/>
+      </w:rPr>
+    </w:lvl>
+    <w:lvl w:ilvl="8" w:tplc="FFFFFFFF" w:tentative="1">
+      <w:start w:val="1"/>
+      <w:numFmt w:val="bullet"/>
+      <w:lvlText w:val=""/>
+      <w:lvlJc w:val="left"/>
+      <w:pPr>
+        <w:ind w:left="8280" w:hanging="360"/>
+      </w:pPr>
+      <w:rPr>
+        <w:rFonts w:ascii="Wingdings" w:hAnsi="Wingdings" w:hint="default"/>
+      </w:rPr>
+    </w:lvl>
+  </w:abstractNum>
+  <w:abstractNum w:abstractNumId="19" w15:restartNumberingAfterBreak="0">
+    <w:nsid w:val="76347EF5"/>
+    <w:multiLevelType w:val="hybridMultilevel"/>
+    <w:tmpl w:val="FB36CF42"/>
+    <w:lvl w:ilvl="0" w:tplc="FFFFFFFF">
+      <w:start w:val="35"/>
+      <w:numFmt w:val="bullet"/>
+      <w:lvlText w:val="-"/>
+      <w:lvlJc w:val="left"/>
+      <w:pPr>
+        <w:ind w:left="0" w:firstLine="0"/>
+      </w:pPr>
+      <w:rPr>
+        <w:rFonts w:ascii="Calibri" w:eastAsiaTheme="minorHAnsi" w:hAnsi="Calibri" w:hint="default"/>
+      </w:rPr>
+    </w:lvl>
+    <w:lvl w:ilvl="1" w:tplc="FFFFFFFF">
+      <w:start w:val="1"/>
+      <w:numFmt w:val="bullet"/>
+      <w:lvlText w:val="o"/>
+      <w:lvlJc w:val="left"/>
+      <w:pPr>
+        <w:ind w:left="3240" w:hanging="360"/>
+      </w:pPr>
+      <w:rPr>
+        <w:rFonts w:ascii="Courier New" w:hAnsi="Courier New" w:cs="Courier New" w:hint="default"/>
+      </w:rPr>
+    </w:lvl>
+    <w:lvl w:ilvl="2" w:tplc="FFFFFFFF">
+      <w:start w:val="1"/>
+      <w:numFmt w:val="bullet"/>
+      <w:lvlText w:val=""/>
+      <w:lvlJc w:val="left"/>
+      <w:pPr>
+        <w:ind w:left="3960" w:hanging="360"/>
+      </w:pPr>
+      <w:rPr>
+        <w:rFonts w:ascii="Wingdings" w:hAnsi="Wingdings" w:hint="default"/>
+      </w:rPr>
+    </w:lvl>
+    <w:lvl w:ilvl="3" w:tplc="FFFFFFFF" w:tentative="1">
+      <w:start w:val="1"/>
+      <w:numFmt w:val="bullet"/>
+      <w:lvlText w:val=""/>
+      <w:lvlJc w:val="left"/>
+      <w:pPr>
+        <w:ind w:left="4680" w:hanging="360"/>
+      </w:pPr>
+      <w:rPr>
+        <w:rFonts w:ascii="Symbol" w:hAnsi="Symbol" w:hint="default"/>
+      </w:rPr>
+    </w:lvl>
+    <w:lvl w:ilvl="4" w:tplc="FFFFFFFF" w:tentative="1">
+      <w:start w:val="1"/>
+      <w:numFmt w:val="bullet"/>
+      <w:lvlText w:val="o"/>
+      <w:lvlJc w:val="left"/>
+      <w:pPr>
+        <w:ind w:left="5400" w:hanging="360"/>
+      </w:pPr>
+      <w:rPr>
+        <w:rFonts w:ascii="Courier New" w:hAnsi="Courier New" w:cs="Courier New" w:hint="default"/>
+      </w:rPr>
+    </w:lvl>
+    <w:lvl w:ilvl="5" w:tplc="FFFFFFFF" w:tentative="1">
+      <w:start w:val="1"/>
+      <w:numFmt w:val="bullet"/>
+      <w:lvlText w:val=""/>
+      <w:lvlJc w:val="left"/>
+      <w:pPr>
+        <w:ind w:left="6120" w:hanging="360"/>
+      </w:pPr>
+      <w:rPr>
+        <w:rFonts w:ascii="Wingdings" w:hAnsi="Wingdings" w:hint="default"/>
+      </w:rPr>
+    </w:lvl>
+    <w:lvl w:ilvl="6" w:tplc="FFFFFFFF" w:tentative="1">
+      <w:start w:val="1"/>
+      <w:numFmt w:val="bullet"/>
+      <w:lvlText w:val=""/>
+      <w:lvlJc w:val="left"/>
+      <w:pPr>
+        <w:ind w:left="6840" w:hanging="360"/>
+      </w:pPr>
+      <w:rPr>
+        <w:rFonts w:ascii="Symbol" w:hAnsi="Symbol" w:hint="default"/>
+      </w:rPr>
+    </w:lvl>
+    <w:lvl w:ilvl="7" w:tplc="FFFFFFFF" w:tentative="1">
+      <w:start w:val="1"/>
+      <w:numFmt w:val="bullet"/>
+      <w:lvlText w:val="o"/>
+      <w:lvlJc w:val="left"/>
+      <w:pPr>
+        <w:ind w:left="7560" w:hanging="360"/>
+      </w:pPr>
+      <w:rPr>
+        <w:rFonts w:ascii="Courier New" w:hAnsi="Courier New" w:cs="Courier New" w:hint="default"/>
+      </w:rPr>
+    </w:lvl>
+    <w:lvl w:ilvl="8" w:tplc="FFFFFFFF" w:tentative="1">
+      <w:start w:val="1"/>
+      <w:numFmt w:val="bullet"/>
+      <w:lvlText w:val=""/>
+      <w:lvlJc w:val="left"/>
+      <w:pPr>
+        <w:ind w:left="8280" w:hanging="360"/>
+      </w:pPr>
+      <w:rPr>
+        <w:rFonts w:ascii="Wingdings" w:hAnsi="Wingdings" w:hint="default"/>
+      </w:rPr>
+    </w:lvl>
+  </w:abstractNum>
   <w:num w:numId="1" w16cid:durableId="1234588368">
     <w:abstractNumId w:val="9"/>
   </w:num>
@@ -2998,19 +3796,19 @@
     <w:abstractNumId w:val="6"/>
   </w:num>
   <w:num w:numId="5" w16cid:durableId="1095245780">
-    <w:abstractNumId w:val="10"/>
+    <w:abstractNumId w:val="11"/>
   </w:num>
   <w:num w:numId="6" w16cid:durableId="697967846">
     <w:abstractNumId w:val="3"/>
   </w:num>
   <w:num w:numId="7" w16cid:durableId="1163398283">
-    <w:abstractNumId w:val="12"/>
+    <w:abstractNumId w:val="13"/>
   </w:num>
   <w:num w:numId="8" w16cid:durableId="1071805113">
     <w:abstractNumId w:val="2"/>
   </w:num>
   <w:num w:numId="9" w16cid:durableId="1075010780">
-    <w:abstractNumId w:val="14"/>
+    <w:abstractNumId w:val="15"/>
   </w:num>
   <w:num w:numId="10" w16cid:durableId="421073472">
     <w:abstractNumId w:val="5"/>
@@ -3025,28 +3823,31 @@
     <w:abstractNumId w:val="0"/>
   </w:num>
   <w:num w:numId="14" w16cid:durableId="564880799">
-    <w:abstractNumId w:val="11"/>
+    <w:abstractNumId w:val="12"/>
   </w:num>
   <w:num w:numId="15" w16cid:durableId="1676691898">
-    <w:abstractNumId w:val="13"/>
+    <w:abstractNumId w:val="14"/>
   </w:num>
-  <w:num w:numId="16" w16cid:durableId="205139553">
-    <w:abstractNumId w:val="9"/>
+  <w:num w:numId="16" w16cid:durableId="890114314">
+    <w:abstractNumId w:val="17"/>
   </w:num>
-  <w:num w:numId="17" w16cid:durableId="348409017">
-    <w:abstractNumId w:val="9"/>
+  <w:num w:numId="17" w16cid:durableId="1468357338">
+    <w:abstractNumId w:val="19"/>
   </w:num>
-  <w:num w:numId="18" w16cid:durableId="147863826">
-    <w:abstractNumId w:val="9"/>
+  <w:num w:numId="18" w16cid:durableId="832254967">
+    <w:abstractNumId w:val="10"/>
   </w:num>
-  <w:num w:numId="19" w16cid:durableId="982197205">
-    <w:abstractNumId w:val="9"/>
+  <w:num w:numId="19" w16cid:durableId="584413056">
+    <w:abstractNumId w:val="18"/>
+  </w:num>
+  <w:num w:numId="20" w16cid:durableId="1817450019">
+    <w:abstractNumId w:val="16"/>
   </w:num>
 </w:numbering>
 </file>
 
 <file path=word/styles.xml><?xml version="1.0" encoding="utf-8"?>
-<w:styles xmlns:mc="http://schemas.openxmlformats.org/markup-compatibility/2006" xmlns:r="http://schemas.openxmlformats.org/officeDocument/2006/relationships" xmlns:w="http://schemas.openxmlformats.org/wordprocessingml/2006/main" xmlns:w14="http://schemas.microsoft.com/office/word/2010/wordml" xmlns:w15="http://schemas.microsoft.com/office/word/2012/wordml" xmlns:w16cex="http://schemas.microsoft.com/office/word/2018/wordml/cex" xmlns:w16cid="http://schemas.microsoft.com/office/word/2016/wordml/cid" xmlns:w16="http://schemas.microsoft.com/office/word/2018/wordml" xmlns:w16sdtdh="http://schemas.microsoft.com/office/word/2020/wordml/sdtdatahash" xmlns:w16se="http://schemas.microsoft.com/office/word/2015/wordml/symex" mc:Ignorable="w14 w15 w16se w16cid w16 w16cex w16sdtdh">
+<w:styles xmlns:mc="http://schemas.openxmlformats.org/markup-compatibility/2006" xmlns:r="http://schemas.openxmlformats.org/officeDocument/2006/relationships" xmlns:w="http://schemas.openxmlformats.org/wordprocessingml/2006/main" xmlns:w14="http://schemas.microsoft.com/office/word/2010/wordml" xmlns:w15="http://schemas.microsoft.com/office/word/2012/wordml" xmlns:w16cex="http://schemas.microsoft.com/office/word/2018/wordml/cex" xmlns:w16cid="http://schemas.microsoft.com/office/word/2016/wordml/cid" xmlns:w16="http://schemas.microsoft.com/office/word/2018/wordml" xmlns:w16du="http://schemas.microsoft.com/office/word/2023/wordml/word16du" xmlns:w16sdtdh="http://schemas.microsoft.com/office/word/2020/wordml/sdtdatahash" xmlns:w16sdtfl="http://schemas.microsoft.com/office/word/2024/wordml/sdtformatlock" xmlns:w16se="http://schemas.microsoft.com/office/word/2015/wordml/symex" mc:Ignorable="w14 w15 w16se w16cid w16 w16cex w16sdtdh w16sdtfl w16du">
   <w:docDefaults>
     <w:rPrDefault>
       <w:rPr>
@@ -27693,102 +28494,12 @@
       <w:color w:val="1D824C" w:themeColor="accent1"/>
     </w:rPr>
   </w:style>
-  <w:style w:type="character" w:styleId="UnresolvedMention">
-    <w:name w:val="Unresolved Mention"/>
-    <w:basedOn w:val="DefaultParagraphFont"/>
-    <w:uiPriority w:val="99"/>
-    <w:semiHidden/>
-    <w:unhideWhenUsed/>
-    <w:rsid w:val="00FE64DC"/>
-    <w:rPr>
-      <w:color w:val="605E5C"/>
-      <w:shd w:val="clear" w:color="auto" w:fill="E1DFDD"/>
-    </w:rPr>
-  </w:style>
 </w:styles>
 </file>
 
 <file path=word/glossary/document.xml><?xml version="1.0" encoding="utf-8"?>
-<w:glossaryDocument xmlns:wpc="http://schemas.microsoft.com/office/word/2010/wordprocessingCanvas" xmlns:cx="http://schemas.microsoft.com/office/drawing/2014/chartex" xmlns:cx1="http://schemas.microsoft.com/office/drawing/2015/9/8/chartex" xmlns:cx2="http://schemas.microsoft.com/office/drawing/2015/10/21/chartex" xmlns:cx3="http://schemas.microsoft.com/office/drawing/2016/5/9/chartex" xmlns:cx4="http://schemas.microsoft.com/office/drawing/2016/5/10/chartex" xmlns:cx5="http://schemas.microsoft.com/office/drawing/2016/5/11/chartex" xmlns:cx6="http://schemas.microsoft.com/office/drawing/2016/5/12/chartex" xmlns:cx7="http://schemas.microsoft.com/office/drawing/2016/5/13/chartex" xmlns:cx8="http://schemas.microsoft.com/office/drawing/2016/5/14/chartex" xmlns:mc="http://schemas.openxmlformats.org/markup-compatibility/2006" xmlns:aink="http://schemas.microsoft.com/office/drawing/2016/ink" xmlns:am3d="http://schemas.microsoft.com/office/drawing/2017/model3d" xmlns:o="urn:schemas-microsoft-com:office:office" xmlns:oel="http://schemas.microsoft.com/office/2019/extlst" xmlns:r="http://schemas.openxmlformats.org/officeDocument/2006/relationships" xmlns:m="http://schemas.openxmlformats.org/officeDocument/2006/math" xmlns:v="urn:schemas-microsoft-com:vml" xmlns:wp14="http://schemas.microsoft.com/office/word/2010/wordprocessingDrawing" xmlns:wp="http://schemas.openxmlformats.org/drawingml/2006/wordprocessingDrawing" xmlns:w10="urn:schemas-microsoft-com:office:word" xmlns:w="http://schemas.openxmlformats.org/wordprocessingml/2006/main" xmlns:w14="http://schemas.microsoft.com/office/word/2010/wordml" xmlns:w15="http://schemas.microsoft.com/office/word/2012/wordml" xmlns:w16cex="http://schemas.microsoft.com/office/word/2018/wordml/cex" xmlns:w16cid="http://schemas.microsoft.com/office/word/2016/wordml/cid" xmlns:w16="http://schemas.microsoft.com/office/word/2018/wordml" xmlns:w16sdtdh="http://schemas.microsoft.com/office/word/2020/wordml/sdtdatahash" xmlns:w16se="http://schemas.microsoft.com/office/word/2015/wordml/symex" xmlns:wpg="http://schemas.microsoft.com/office/word/2010/wordprocessingGroup" xmlns:wpi="http://schemas.microsoft.com/office/word/2010/wordprocessingInk" xmlns:wne="http://schemas.microsoft.com/office/word/2006/wordml" xmlns:wps="http://schemas.microsoft.com/office/word/2010/wordprocessingShape" mc:Ignorable="w14 w15 w16se w16cid w16 w16cex w16sdtdh wp14">
+<w:glossaryDocument xmlns:wpc="http://schemas.microsoft.com/office/word/2010/wordprocessingCanvas" xmlns:cx="http://schemas.microsoft.com/office/drawing/2014/chartex" xmlns:cx1="http://schemas.microsoft.com/office/drawing/2015/9/8/chartex" xmlns:cx2="http://schemas.microsoft.com/office/drawing/2015/10/21/chartex" xmlns:cx3="http://schemas.microsoft.com/office/drawing/2016/5/9/chartex" xmlns:cx4="http://schemas.microsoft.com/office/drawing/2016/5/10/chartex" xmlns:cx5="http://schemas.microsoft.com/office/drawing/2016/5/11/chartex" xmlns:cx6="http://schemas.microsoft.com/office/drawing/2016/5/12/chartex" xmlns:cx7="http://schemas.microsoft.com/office/drawing/2016/5/13/chartex" xmlns:cx8="http://schemas.microsoft.com/office/drawing/2016/5/14/chartex" xmlns:mc="http://schemas.openxmlformats.org/markup-compatibility/2006" xmlns:aink="http://schemas.microsoft.com/office/drawing/2016/ink" xmlns:am3d="http://schemas.microsoft.com/office/drawing/2017/model3d" xmlns:o="urn:schemas-microsoft-com:office:office" xmlns:oel="http://schemas.microsoft.com/office/2019/extlst" xmlns:r="http://schemas.openxmlformats.org/officeDocument/2006/relationships" xmlns:m="http://schemas.openxmlformats.org/officeDocument/2006/math" xmlns:v="urn:schemas-microsoft-com:vml" xmlns:wp14="http://schemas.microsoft.com/office/word/2010/wordprocessingDrawing" xmlns:wp="http://schemas.openxmlformats.org/drawingml/2006/wordprocessingDrawing" xmlns:w10="urn:schemas-microsoft-com:office:word" xmlns:w="http://schemas.openxmlformats.org/wordprocessingml/2006/main" xmlns:w14="http://schemas.microsoft.com/office/word/2010/wordml" xmlns:w15="http://schemas.microsoft.com/office/word/2012/wordml" xmlns:w16cei="http://schemas.microsoft.com/office/word/2026/wordml/cei" xmlns:w16cex="http://schemas.microsoft.com/office/word/2018/wordml/cex" xmlns:w16cid="http://schemas.microsoft.com/office/word/2016/wordml/cid" xmlns:w16="http://schemas.microsoft.com/office/word/2018/wordml" xmlns:w16du="http://schemas.microsoft.com/office/word/2023/wordml/word16du" xmlns:w16sdtdh="http://schemas.microsoft.com/office/word/2020/wordml/sdtdatahash" xmlns:w16sdtfl="http://schemas.microsoft.com/office/word/2024/wordml/sdtformatlock" xmlns:w16se="http://schemas.microsoft.com/office/word/2015/wordml/symex" xmlns:wpg="http://schemas.microsoft.com/office/word/2010/wordprocessingGroup" xmlns:wpi="http://schemas.microsoft.com/office/word/2010/wordprocessingInk" xmlns:wne="http://schemas.microsoft.com/office/word/2006/wordml" xmlns:wps="http://schemas.microsoft.com/office/word/2010/wordprocessingShape" mc:Ignorable="w14 w15 w16se w16cid w16 w16cex w16sdtdh w16sdtfl w16du wp14">
   <w:docParts>
-    <w:docPart>
-      <w:docPartPr>
-        <w:name w:val="BC4526E3FA454C47B0015F4C90E2CC3C"/>
-        <w:category>
-          <w:name w:val="General"/>
-          <w:gallery w:val="placeholder"/>
-        </w:category>
-        <w:types>
-          <w:type w:val="bbPlcHdr"/>
-        </w:types>
-        <w:behaviors>
-          <w:behavior w:val="content"/>
-        </w:behaviors>
-        <w:guid w:val="{FBDAE2D8-3FC6-4E0F-9EA8-D2FA16F5A5F0}"/>
-      </w:docPartPr>
-      <w:docPartBody>
-        <w:p>
-          <w:pPr>
-            <w:pStyle w:val="BC4526E3FA454C47B0015F4C90E2CC3C"/>
-          </w:pPr>
-          <w:r>
-            <w:t>Experience</w:t>
-          </w:r>
-        </w:p>
-      </w:docPartBody>
-    </w:docPart>
-    <w:docPart>
-      <w:docPartPr>
-        <w:name w:val="6A4AA317E1D74EAA9C05A7BC42325776"/>
-        <w:category>
-          <w:name w:val="General"/>
-          <w:gallery w:val="placeholder"/>
-        </w:category>
-        <w:types>
-          <w:type w:val="bbPlcHdr"/>
-        </w:types>
-        <w:behaviors>
-          <w:behavior w:val="content"/>
-        </w:behaviors>
-        <w:guid w:val="{518128CC-0902-4D3A-9674-F647F91C68B8}"/>
-      </w:docPartPr>
-      <w:docPartBody>
-        <w:p>
-          <w:pPr>
-            <w:pStyle w:val="6A4AA317E1D74EAA9C05A7BC42325776"/>
-          </w:pPr>
-          <w:r>
-            <w:t>Education</w:t>
-          </w:r>
-        </w:p>
-      </w:docPartBody>
-    </w:docPart>
-    <w:docPart>
-      <w:docPartPr>
-        <w:name w:val="5BDC0210BB01470D8D75E7C275CD18A6"/>
-        <w:category>
-          <w:name w:val="General"/>
-          <w:gallery w:val="placeholder"/>
-        </w:category>
-        <w:types>
-          <w:type w:val="bbPlcHdr"/>
-        </w:types>
-        <w:behaviors>
-          <w:behavior w:val="content"/>
-        </w:behaviors>
-        <w:guid w:val="{4D2AB376-E2B5-4EB0-AD40-3246638CA977}"/>
-      </w:docPartPr>
-      <w:docPartBody>
-        <w:p>
-          <w:pPr>
-            <w:pStyle w:val="5BDC0210BB01470D8D75E7C275CD18A6"/>
-          </w:pPr>
-          <w:r>
-            <w:t>Skills</w:t>
-          </w:r>
-        </w:p>
-      </w:docPartBody>
-    </w:docPart>
     <w:docPart>
       <w:docPartPr>
         <w:name w:val="1D8E62B0EF734368AB981C68E1491144"/>
@@ -27820,7 +28531,7 @@
 </file>
 
 <file path=word/glossary/fontTable.xml><?xml version="1.0" encoding="utf-8"?>
-<w:fonts xmlns:mc="http://schemas.openxmlformats.org/markup-compatibility/2006" xmlns:r="http://schemas.openxmlformats.org/officeDocument/2006/relationships" xmlns:w="http://schemas.openxmlformats.org/wordprocessingml/2006/main" xmlns:w14="http://schemas.microsoft.com/office/word/2010/wordml" xmlns:w15="http://schemas.microsoft.com/office/word/2012/wordml" xmlns:w16cex="http://schemas.microsoft.com/office/word/2018/wordml/cex" xmlns:w16cid="http://schemas.microsoft.com/office/word/2016/wordml/cid" xmlns:w16="http://schemas.microsoft.com/office/word/2018/wordml" xmlns:w16sdtdh="http://schemas.microsoft.com/office/word/2020/wordml/sdtdatahash" xmlns:w16se="http://schemas.microsoft.com/office/word/2015/wordml/symex" mc:Ignorable="w14 w15 w16se w16cid w16 w16cex w16sdtdh">
+<w:fonts xmlns:mc="http://schemas.openxmlformats.org/markup-compatibility/2006" xmlns:r="http://schemas.openxmlformats.org/officeDocument/2006/relationships" xmlns:w="http://schemas.openxmlformats.org/wordprocessingml/2006/main" xmlns:w14="http://schemas.microsoft.com/office/word/2010/wordml" xmlns:w15="http://schemas.microsoft.com/office/word/2012/wordml" xmlns:w16cex="http://schemas.microsoft.com/office/word/2018/wordml/cex" xmlns:w16cid="http://schemas.microsoft.com/office/word/2016/wordml/cid" xmlns:w16="http://schemas.microsoft.com/office/word/2018/wordml" xmlns:w16du="http://schemas.microsoft.com/office/word/2023/wordml/word16du" xmlns:w16sdtdh="http://schemas.microsoft.com/office/word/2020/wordml/sdtdatahash" xmlns:w16sdtfl="http://schemas.microsoft.com/office/word/2024/wordml/sdtformatlock" xmlns:w16se="http://schemas.microsoft.com/office/word/2015/wordml/symex" mc:Ignorable="w14 w15 w16se w16cid w16 w16cex w16sdtdh w16sdtfl w16du">
   <w:font w:name="Symbol">
     <w:panose1 w:val="05050102010706020507"/>
     <w:charset w:val="02"/>
@@ -27835,6 +28546,13 @@
     <w:pitch w:val="variable"/>
     <w:sig w:usb0="E0002EFF" w:usb1="C000785B" w:usb2="00000009" w:usb3="00000000" w:csb0="000001FF" w:csb1="00000000"/>
   </w:font>
+  <w:font w:name="Calibri">
+    <w:panose1 w:val="020F0502020204030204"/>
+    <w:charset w:val="00"/>
+    <w:family w:val="swiss"/>
+    <w:pitch w:val="variable"/>
+    <w:sig w:usb0="E4002EFF" w:usb1="C200247B" w:usb2="00000009" w:usb3="00000000" w:csb0="000001FF" w:csb1="00000000"/>
+  </w:font>
   <w:font w:name="Courier New">
     <w:panose1 w:val="02070309020205020404"/>
     <w:charset w:val="00"/>
@@ -27848,13 +28566,6 @@
     <w:family w:val="auto"/>
     <w:pitch w:val="variable"/>
     <w:sig w:usb0="00000000" w:usb1="10000000" w:usb2="00000000" w:usb3="00000000" w:csb0="80000000" w:csb1="00000000"/>
-  </w:font>
-  <w:font w:name="Calibri">
-    <w:panose1 w:val="020F0502020204030204"/>
-    <w:charset w:val="00"/>
-    <w:family w:val="swiss"/>
-    <w:pitch w:val="variable"/>
-    <w:sig w:usb0="E4002EFF" w:usb1="C200247B" w:usb2="00000009" w:usb3="00000000" w:csb0="000001FF" w:csb1="00000000"/>
   </w:font>
   <w:font w:name="Georgia">
     <w:panose1 w:val="02040502050405020303"/>
@@ -27882,7 +28593,7 @@
     <w:charset w:val="00"/>
     <w:family w:val="swiss"/>
     <w:pitch w:val="variable"/>
-    <w:sig w:usb0="00000003" w:usb1="02000000" w:usb2="00000000" w:usb3="00000000" w:csb0="00000001" w:csb1="00000000"/>
+    <w:sig w:usb0="00000003" w:usb1="02000000" w:usb2="08000000" w:usb3="00000000" w:csb0="00000001" w:csb1="00000000"/>
   </w:font>
   <w:font w:name="Calibri Light">
     <w:panose1 w:val="020F0302020204030204"/>
@@ -27895,7 +28606,7 @@
 </file>
 
 <file path=word/glossary/settings.xml><?xml version="1.0" encoding="utf-8"?>
-<w:settings xmlns:mc="http://schemas.openxmlformats.org/markup-compatibility/2006" xmlns:o="urn:schemas-microsoft-com:office:office" xmlns:r="http://schemas.openxmlformats.org/officeDocument/2006/relationships" xmlns:m="http://schemas.openxmlformats.org/officeDocument/2006/math" xmlns:v="urn:schemas-microsoft-com:vml" xmlns:w10="urn:schemas-microsoft-com:office:word" xmlns:w="http://schemas.openxmlformats.org/wordprocessingml/2006/main" xmlns:w14="http://schemas.microsoft.com/office/word/2010/wordml" xmlns:w15="http://schemas.microsoft.com/office/word/2012/wordml" xmlns:w16cex="http://schemas.microsoft.com/office/word/2018/wordml/cex" xmlns:w16cid="http://schemas.microsoft.com/office/word/2016/wordml/cid" xmlns:w16="http://schemas.microsoft.com/office/word/2018/wordml" xmlns:w16sdtdh="http://schemas.microsoft.com/office/word/2020/wordml/sdtdatahash" xmlns:w16se="http://schemas.microsoft.com/office/word/2015/wordml/symex" xmlns:sl="http://schemas.openxmlformats.org/schemaLibrary/2006/main" mc:Ignorable="w14 w15 w16se w16cid w16 w16cex w16sdtdh">
+<w:settings xmlns:mc="http://schemas.openxmlformats.org/markup-compatibility/2006" xmlns:o="urn:schemas-microsoft-com:office:office" xmlns:r="http://schemas.openxmlformats.org/officeDocument/2006/relationships" xmlns:m="http://schemas.openxmlformats.org/officeDocument/2006/math" xmlns:v="urn:schemas-microsoft-com:vml" xmlns:w10="urn:schemas-microsoft-com:office:word" xmlns:w="http://schemas.openxmlformats.org/wordprocessingml/2006/main" xmlns:w14="http://schemas.microsoft.com/office/word/2010/wordml" xmlns:w15="http://schemas.microsoft.com/office/word/2012/wordml" xmlns:w16cex="http://schemas.microsoft.com/office/word/2018/wordml/cex" xmlns:w16cid="http://schemas.microsoft.com/office/word/2016/wordml/cid" xmlns:w16="http://schemas.microsoft.com/office/word/2018/wordml" xmlns:w16du="http://schemas.microsoft.com/office/word/2023/wordml/word16du" xmlns:w16sdtdh="http://schemas.microsoft.com/office/word/2020/wordml/sdtdatahash" xmlns:w16sdtfl="http://schemas.microsoft.com/office/word/2024/wordml/sdtformatlock" xmlns:w16se="http://schemas.microsoft.com/office/word/2015/wordml/symex" xmlns:sl="http://schemas.openxmlformats.org/schemaLibrary/2006/main" mc:Ignorable="w14 w15 w16se w16cid w16 w16cex w16sdtdh w16sdtfl w16du">
   <w:view w:val="normal"/>
   <w:defaultTabStop w:val="720"/>
   <w:characterSpacingControl w:val="doNotCompress"/>
@@ -27913,12 +28624,15 @@
     <w:rsid w:val="0012359B"/>
     <w:rsid w:val="00190A73"/>
     <w:rsid w:val="005A0F2F"/>
-    <w:rsid w:val="00607D5B"/>
     <w:rsid w:val="00635AF0"/>
+    <w:rsid w:val="007E43FC"/>
     <w:rsid w:val="00852277"/>
+    <w:rsid w:val="008672FE"/>
     <w:rsid w:val="00926843"/>
-    <w:rsid w:val="00B21306"/>
-    <w:rsid w:val="00D525D9"/>
+    <w:rsid w:val="00AA2768"/>
+    <w:rsid w:val="00AD6A53"/>
+    <w:rsid w:val="00BE3B29"/>
+    <w:rsid w:val="00DB2EC3"/>
     <w:rsid w:val="00E83F54"/>
   </w:rsids>
   <m:mathPr>
@@ -27943,7 +28657,7 @@
 </file>
 
 <file path=word/glossary/styles.xml><?xml version="1.0" encoding="utf-8"?>
-<w:styles xmlns:mc="http://schemas.openxmlformats.org/markup-compatibility/2006" xmlns:r="http://schemas.openxmlformats.org/officeDocument/2006/relationships" xmlns:w="http://schemas.openxmlformats.org/wordprocessingml/2006/main" xmlns:w14="http://schemas.microsoft.com/office/word/2010/wordml" xmlns:w15="http://schemas.microsoft.com/office/word/2012/wordml" xmlns:w16cex="http://schemas.microsoft.com/office/word/2018/wordml/cex" xmlns:w16cid="http://schemas.microsoft.com/office/word/2016/wordml/cid" xmlns:w16="http://schemas.microsoft.com/office/word/2018/wordml" xmlns:w16sdtdh="http://schemas.microsoft.com/office/word/2020/wordml/sdtdatahash" xmlns:w16se="http://schemas.microsoft.com/office/word/2015/wordml/symex" mc:Ignorable="w14 w15 w16se w16cid w16 w16cex w16sdtdh">
+<w:styles xmlns:mc="http://schemas.openxmlformats.org/markup-compatibility/2006" xmlns:r="http://schemas.openxmlformats.org/officeDocument/2006/relationships" xmlns:w="http://schemas.openxmlformats.org/wordprocessingml/2006/main" xmlns:w14="http://schemas.microsoft.com/office/word/2010/wordml" xmlns:w15="http://schemas.microsoft.com/office/word/2012/wordml" xmlns:w16cex="http://schemas.microsoft.com/office/word/2018/wordml/cex" xmlns:w16cid="http://schemas.microsoft.com/office/word/2016/wordml/cid" xmlns:w16="http://schemas.microsoft.com/office/word/2018/wordml" xmlns:w16du="http://schemas.microsoft.com/office/word/2023/wordml/word16du" xmlns:w16sdtdh="http://schemas.microsoft.com/office/word/2020/wordml/sdtdatahash" xmlns:w16sdtfl="http://schemas.microsoft.com/office/word/2024/wordml/sdtformatlock" xmlns:w16se="http://schemas.microsoft.com/office/word/2015/wordml/symex" mc:Ignorable="w14 w15 w16se w16cid w16 w16cex w16sdtdh w16sdtfl w16du">
   <w:docDefaults>
     <w:rPrDefault>
       <w:rPr>
@@ -28378,9 +29092,6 @@
       <w:color w:val="262626" w:themeColor="text1" w:themeTint="D9"/>
     </w:rPr>
   </w:style>
-  <w:style w:type="paragraph" w:customStyle="1" w:styleId="BC4526E3FA454C47B0015F4C90E2CC3C">
-    <w:name w:val="BC4526E3FA454C47B0015F4C90E2CC3C"/>
-  </w:style>
   <w:style w:type="character" w:styleId="SubtleReference">
     <w:name w:val="Subtle Reference"/>
     <w:basedOn w:val="DefaultParagraphFont"/>
@@ -28394,12 +29105,6 @@
       <w:color w:val="595959" w:themeColor="text1" w:themeTint="A6"/>
     </w:rPr>
   </w:style>
-  <w:style w:type="paragraph" w:customStyle="1" w:styleId="6A4AA317E1D74EAA9C05A7BC42325776">
-    <w:name w:val="6A4AA317E1D74EAA9C05A7BC42325776"/>
-  </w:style>
-  <w:style w:type="paragraph" w:customStyle="1" w:styleId="5BDC0210BB01470D8D75E7C275CD18A6">
-    <w:name w:val="5BDC0210BB01470D8D75E7C275CD18A6"/>
-  </w:style>
   <w:style w:type="paragraph" w:customStyle="1" w:styleId="A28B206A23CD4D6A9866EDB08485BCD9">
     <w:name w:val="A28B206A23CD4D6A9866EDB08485BCD9"/>
   </w:style>
@@ -28414,20 +29119,12 @@
   <w:style w:type="paragraph" w:customStyle="1" w:styleId="DE72A6403AAB4C9A957D15134FCF526F">
     <w:name w:val="DE72A6403AAB4C9A957D15134FCF526F"/>
     <w:rsid w:val="005A0F2F"/>
-  </w:style>
-  <w:style w:type="paragraph" w:customStyle="1" w:styleId="57DD0EE1EC8546C28BFBE16F09372C9C">
-    <w:name w:val="57DD0EE1EC8546C28BFBE16F09372C9C"/>
-    <w:rsid w:val="00B21306"/>
-    <w:rPr>
-      <w:kern w:val="2"/>
-      <w14:ligatures w14:val="standardContextual"/>
-    </w:rPr>
   </w:style>
 </w:styles>
 </file>
 
 <file path=word/glossary/webSettings.xml><?xml version="1.0" encoding="utf-8"?>
-<w:webSettings xmlns:mc="http://schemas.openxmlformats.org/markup-compatibility/2006" xmlns:r="http://schemas.openxmlformats.org/officeDocument/2006/relationships" xmlns:w="http://schemas.openxmlformats.org/wordprocessingml/2006/main" xmlns:w14="http://schemas.microsoft.com/office/word/2010/wordml" xmlns:w15="http://schemas.microsoft.com/office/word/2012/wordml" xmlns:w16cex="http://schemas.microsoft.com/office/word/2018/wordml/cex" xmlns:w16cid="http://schemas.microsoft.com/office/word/2016/wordml/cid" xmlns:w16="http://schemas.microsoft.com/office/word/2018/wordml" xmlns:w16sdtdh="http://schemas.microsoft.com/office/word/2020/wordml/sdtdatahash" xmlns:w16se="http://schemas.microsoft.com/office/word/2015/wordml/symex" mc:Ignorable="w14 w15 w16se w16cid w16 w16cex w16sdtdh">
+<w:webSettings xmlns:mc="http://schemas.openxmlformats.org/markup-compatibility/2006" xmlns:r="http://schemas.openxmlformats.org/officeDocument/2006/relationships" xmlns:w="http://schemas.openxmlformats.org/wordprocessingml/2006/main" xmlns:w14="http://schemas.microsoft.com/office/word/2010/wordml" xmlns:w15="http://schemas.microsoft.com/office/word/2012/wordml" xmlns:w16cex="http://schemas.microsoft.com/office/word/2018/wordml/cex" xmlns:w16cid="http://schemas.microsoft.com/office/word/2016/wordml/cid" xmlns:w16="http://schemas.microsoft.com/office/word/2018/wordml" xmlns:w16du="http://schemas.microsoft.com/office/word/2023/wordml/word16du" xmlns:w16sdtdh="http://schemas.microsoft.com/office/word/2020/wordml/sdtdatahash" xmlns:w16sdtfl="http://schemas.microsoft.com/office/word/2024/wordml/sdtformatlock" xmlns:w16se="http://schemas.microsoft.com/office/word/2015/wordml/symex" mc:Ignorable="w14 w15 w16se w16cid w16 w16cex w16sdtdh w16sdtfl w16du">
   <w:optimizeForBrowser/>
   <w:allowPNG/>
 </w:webSettings>
